--- a/docs/2025-2026-2.13创建班级应用.docx
+++ b/docs/2025-2026-2.13创建班级应用.docx
@@ -1,6 +1,6 @@
 
 <file path=word/document.xml><?xml version="1.0" encoding="utf-8"?>
-<w:document xmlns:w="http://schemas.openxmlformats.org/wordprocessingml/2006/main" xmlns:r="http://schemas.openxmlformats.org/officeDocument/2006/relationships" xmlns:m="http://schemas.openxmlformats.org/officeDocument/2006/math" xmlns:w14="http://schemas.microsoft.com/office/word/2010/wordml" xmlns:w15="http://schemas.microsoft.com/office/word/2012/wordml" xmlns:wp="http://schemas.openxmlformats.org/drawingml/2006/wordprocessingDrawing" xmlns:a="http://schemas.openxmlformats.org/drawingml/2006/main" xmlns:wp14="http://schemas.microsoft.com/office/word/2010/wordprocessingDrawing" xmlns:mc="http://schemas.openxmlformats.org/markup-compatibility/2006" xmlns:sl="http://schemas.openxmlformats.org/schemaLibrary/2006/main" xmlns:wne="http://schemas.microsoft.com/office/word/2006/wordml" xmlns:c="http://schemas.openxmlformats.org/drawingml/2006/chart" xmlns:cdr="http://schemas.openxmlformats.org/drawingml/2006/chartDrawing" xmlns:c14="http://schemas.microsoft.com/office/drawing/2007/8/2/chart" xmlns:dgm="http://schemas.openxmlformats.org/drawingml/2006/diagram" xmlns:pic="http://schemas.openxmlformats.org/drawingml/2006/picture" xmlns:xdr="http://schemas.openxmlformats.org/drawingml/2006/spreadsheetDrawing" xmlns:dsp="http://schemas.microsoft.com/office/drawing/2008/diagram" xmlns:xvml="urn:schemas-microsoft-com:office:excel" xmlns:o="urn:schemas-microsoft-com:office:office" xmlns:v="urn:schemas-microsoft-com:vml" xmlns:w10="urn:schemas-microsoft-com:office:word" xmlns:pvml="urn:schemas-microsoft-com:office:powerpoint" xmlns:cppr="http://schemas.microsoft.com/office/2006/coverPageProps" xmlns:odx="http://opendope.org/xpaths" xmlns:odc="http://opendope.org/conditions" xmlns:odq="http://opendope.org/questions" xmlns:oda="http://opendope.org/answers" xmlns:odi="http://opendope.org/components" xmlns:odgm="http://opendope.org/SmartArt/DataHierarchy" xmlns:b="http://schemas.openxmlformats.org/officeDocument/2006/bibliography" xmlns:wps="http://schemas.microsoft.com/office/word/2010/wordprocessingShape" xmlns:w16se="http://schemas.microsoft.com/office/word/2015/wordml/symex" xmlns:w16cid="http://schemas.microsoft.com/office/word/2016/wordml/cid" xmlns:wetp="http://schemas.microsoft.com/office/webextensions/taskpanes/2010/11" xmlns:we="http://schemas.microsoft.com/office/webextensions/webextension/2010/11" xmlns:comp="http://schemas.openxmlformats.org/drawingml/2006/compatibility" xmlns:lc="http://schemas.openxmlformats.org/drawingml/2006/lockedCanvas">
+<w:document xmlns:w="http://schemas.openxmlformats.org/wordprocessingml/2006/main" xmlns:w15="http://schemas.microsoft.com/office/word/2012/wordml" xmlns:w14="http://schemas.microsoft.com/office/word/2010/wordml" xmlns:r="http://schemas.openxmlformats.org/officeDocument/2006/relationships" xmlns:m="http://schemas.openxmlformats.org/officeDocument/2006/math" xmlns:wp="http://schemas.openxmlformats.org/drawingml/2006/wordprocessingDrawing" xmlns:a="http://schemas.openxmlformats.org/drawingml/2006/main" xmlns:wp14="http://schemas.microsoft.com/office/word/2010/wordprocessingDrawing" xmlns:mc="http://schemas.openxmlformats.org/markup-compatibility/2006" xmlns:sl="http://schemas.openxmlformats.org/schemaLibrary/2006/main" xmlns:wne="http://schemas.microsoft.com/office/word/2006/wordml" xmlns:c="http://schemas.openxmlformats.org/drawingml/2006/chart" xmlns:cdr="http://schemas.openxmlformats.org/drawingml/2006/chartDrawing" xmlns:c14="http://schemas.microsoft.com/office/drawing/2007/8/2/chart" xmlns:dgm="http://schemas.openxmlformats.org/drawingml/2006/diagram" xmlns:pic="http://schemas.openxmlformats.org/drawingml/2006/picture" xmlns:xdr="http://schemas.openxmlformats.org/drawingml/2006/spreadsheetDrawing" xmlns:dsp="http://schemas.microsoft.com/office/drawing/2008/diagram" xmlns:xvml="urn:schemas-microsoft-com:office:excel" xmlns:o="urn:schemas-microsoft-com:office:office" xmlns:v="urn:schemas-microsoft-com:vml" xmlns:w10="urn:schemas-microsoft-com:office:word" xmlns:pvml="urn:schemas-microsoft-com:office:powerpoint" xmlns:cppr="http://schemas.microsoft.com/office/2006/coverPageProps" xmlns:odx="http://opendope.org/xpaths" xmlns:odc="http://opendope.org/conditions" xmlns:odq="http://opendope.org/questions" xmlns:oda="http://opendope.org/answers" xmlns:odi="http://opendope.org/components" xmlns:odgm="http://opendope.org/SmartArt/DataHierarchy" xmlns:b="http://schemas.openxmlformats.org/officeDocument/2006/bibliography" xmlns:wps="http://schemas.microsoft.com/office/word/2010/wordprocessingShape" xmlns:w16se="http://schemas.microsoft.com/office/word/2015/wordml/symex" xmlns:w16cid="http://schemas.microsoft.com/office/word/2016/wordml/cid" xmlns:wetp="http://schemas.microsoft.com/office/webextensions/taskpanes/2010/11" xmlns:we="http://schemas.microsoft.com/office/webextensions/webextension/2010/11" xmlns:comp="http://schemas.openxmlformats.org/drawingml/2006/compatibility" xmlns:lc="http://schemas.openxmlformats.org/drawingml/2006/lockedCanvas">
   <w:body>
     <!-- Created by docx4j 6.1.2 (Apache licensed) using REFERENCE JAXB in Oracle Java 1.8.0_131 on Linux -->
     <w:p>
@@ -48,18 +48,64 @@
           <w:color w:val="000000"/>
           <w:sz w:val="22"/>
         </w:rPr>
-        <w:t>在Trae工具发送命令：创建班级应用，应用名称为classes</w:t>
+        <w:t>为项目增加班级管理功能，从模块化开发的角度出发点，应该把班级管理定位为一个应用。在Trae工具发送命令：创建班级应用，应用名称为classes.</w:t>
       </w:r>
     </w:p>
     <w:bookmarkEnd w:id="1"/>
-    <w:bookmarkStart w:name="u46c94d0d" w:id="2"/>
-    <w:p>
-      <w:pPr>
-        <w:spacing w:after="50" w:line="360" w:lineRule="auto" w:beforeLines="100"/>
-        <w:ind w:left="0"/>
-        <w:jc w:val="left"/>
-      </w:pPr>
-      <w:bookmarkStart w:name="uf364a71e" w:id="3"/>
+    <w:bookmarkStart w:name="uf869ee29" w:id="2"/>
+    <w:p>
+      <w:pPr>
+        <w:spacing w:after="50" w:line="360" w:lineRule="auto" w:beforeLines="100"/>
+        <w:ind w:left="0"/>
+        <w:jc w:val="left"/>
+      </w:pPr>
+      <w:r>
+        <w:rPr>
+          <w:rFonts w:ascii="宋体" w:hAnsi="Times New Roman" w:eastAsia="宋体"/>
+          <w:b w:val="false"/>
+          <w:i w:val="false"/>
+          <w:color w:val="000000"/>
+          <w:sz w:val="22"/>
+        </w:rPr>
+        <w:t>创建应用的命令：</w:t>
+      </w:r>
+    </w:p>
+    <w:bookmarkEnd w:id="2"/>
+    <w:bookmarkStart w:name="rog9h" w:id="3"/>
+    <w:p>
+      <w:pPr>
+        <w:pStyle w:val="ne-codeblock"/>
+        <w:pBdr>
+          <w:top w:val="single" w:sz="4" w:space="1" w:color="404040" w:themeColor="text1"/>
+          <w:left w:val="single" w:sz="4" w:space="4" w:color="404040" w:themeColor="text1"/>
+          <w:bottom w:val="single" w:sz="4" w:space="1" w:color="404040" w:themeColor="text1"/>
+          <w:right w:val="single" w:sz="4" w:space="4" w:color="404040" w:themeColor="text1"/>
+        </w:pBdr>
+        <w:shd w:color="auto" w:fill="F2F2F2" w:val="clear"/>
+        <w:spacing w:after="50" w:line="360" w:lineRule="auto" w:beforeLines="100"/>
+        <w:ind w:left="0"/>
+        <w:jc w:val="left"/>
+      </w:pPr>
+      <w:r>
+        <w:rPr>
+          <w:rFonts w:ascii="宋体" w:hAnsi="Courier New" w:eastAsia="宋体"/>
+          <w:color w:val="000000"/>
+          <w:sz w:val="20"/>
+        </w:rPr>
+        <w:t/>
+        <w:t>python manage.py startapp classes</w:t>
+        <w:br/>
+      </w:r>
+    </w:p>
+    <w:bookmarkEnd w:id="3"/>
+    <w:bookmarkStart w:name="u46c94d0d" w:id="4"/>
+    <w:p>
+      <w:pPr>
+        <w:spacing w:after="50" w:line="360" w:lineRule="auto" w:beforeLines="100"/>
+        <w:ind w:left="0"/>
+        <w:jc w:val="left"/>
+      </w:pPr>
+      <w:bookmarkStart w:name="uf364a71e" w:id="5"/>
       <w:r>
         <w:rPr>
           <w:rFonts w:eastAsia="宋体" w:ascii="宋体"/>
@@ -100,10 +146,10 @@
           </wp:inline>
         </w:drawing>
       </w:r>
-      <w:bookmarkEnd w:id="3"/>
-    </w:p>
-    <w:bookmarkEnd w:id="2"/>
-    <w:bookmarkStart w:name="u208711ee" w:id="4"/>
+      <w:bookmarkEnd w:id="5"/>
+    </w:p>
+    <w:bookmarkEnd w:id="4"/>
+    <w:bookmarkStart w:name="u208711ee" w:id="6"/>
     <w:p>
       <w:pPr>
         <w:spacing w:after="50" w:line="360" w:lineRule="auto" w:beforeLines="100"/>
@@ -118,18 +164,18 @@
           <w:color w:val="000000"/>
           <w:sz w:val="22"/>
         </w:rPr>
-        <w:t>等待命令执行完成，发现已经生成增加、修改、删除、列表的整套代码。具体如下：</w:t>
-      </w:r>
-    </w:p>
-    <w:bookmarkEnd w:id="4"/>
-    <w:bookmarkStart w:name="u1aec68b4" w:id="5"/>
-    <w:p>
-      <w:pPr>
-        <w:spacing w:after="50" w:line="360" w:lineRule="auto" w:beforeLines="100"/>
-        <w:ind w:left="0"/>
-        <w:jc w:val="left"/>
-      </w:pPr>
-      <w:bookmarkStart w:name="u089631e8" w:id="6"/>
+        <w:t>等待命令执行完成，发现Trae已经生成增加、修改、删除、列表的整套班级管理代码。具体如下：</w:t>
+      </w:r>
+    </w:p>
+    <w:bookmarkEnd w:id="6"/>
+    <w:bookmarkStart w:name="u1aec68b4" w:id="7"/>
+    <w:p>
+      <w:pPr>
+        <w:spacing w:after="50" w:line="360" w:lineRule="auto" w:beforeLines="100"/>
+        <w:ind w:left="0"/>
+        <w:jc w:val="left"/>
+      </w:pPr>
+      <w:bookmarkStart w:name="u089631e8" w:id="8"/>
       <w:r>
         <w:rPr>
           <w:rFonts w:eastAsia="宋体" w:ascii="宋体"/>
@@ -170,10 +216,10 @@
           </wp:inline>
         </w:drawing>
       </w:r>
-      <w:bookmarkEnd w:id="6"/>
-    </w:p>
-    <w:bookmarkEnd w:id="5"/>
-    <w:bookmarkStart w:name="u013ade1f" w:id="7"/>
+      <w:bookmarkEnd w:id="8"/>
+    </w:p>
+    <w:bookmarkEnd w:id="7"/>
+    <w:bookmarkStart w:name="u013ade1f" w:id="9"/>
     <w:p>
       <w:pPr>
         <w:spacing w:after="50" w:line="360" w:lineRule="auto" w:beforeLines="100"/>
@@ -188,11 +234,11 @@
           <w:color w:val="000000"/>
           <w:sz w:val="22"/>
         </w:rPr>
-        <w:t>各个步骤执行如下：</w:t>
-      </w:r>
-    </w:p>
-    <w:bookmarkEnd w:id="7"/>
-    <w:bookmarkStart w:name="SNCmU" w:id="8"/>
+        <w:t>各个步骤详细执行的过程如下：</w:t>
+      </w:r>
+    </w:p>
+    <w:bookmarkEnd w:id="9"/>
+    <w:bookmarkStart w:name="SNCmU" w:id="10"/>
     <w:p>
       <w:pPr>
         <w:pStyle w:val="Heading4"/>
@@ -207,15 +253,34 @@
         <w:t>1.1创建应用</w:t>
       </w:r>
     </w:p>
-    <w:bookmarkEnd w:id="8"/>
-    <w:bookmarkStart w:name="u87cb0d0f" w:id="9"/>
-    <w:p>
-      <w:pPr>
-        <w:spacing w:after="50" w:line="360" w:lineRule="auto" w:beforeLines="100"/>
-        <w:ind w:left="0"/>
-        <w:jc w:val="left"/>
-      </w:pPr>
-      <w:bookmarkStart w:name="ua5d50e47" w:id="10"/>
+    <w:bookmarkEnd w:id="10"/>
+    <w:bookmarkStart w:name="ua1b38aa7" w:id="11"/>
+    <w:p>
+      <w:pPr>
+        <w:spacing w:after="50" w:line="360" w:lineRule="auto" w:beforeLines="100"/>
+        <w:ind w:left="0"/>
+        <w:jc w:val="left"/>
+      </w:pPr>
+      <w:r>
+        <w:rPr>
+          <w:rFonts w:ascii="宋体" w:hAnsi="Times New Roman" w:eastAsia="宋体"/>
+          <w:b w:val="false"/>
+          <w:i w:val="false"/>
+          <w:color w:val="000000"/>
+          <w:sz w:val="22"/>
+        </w:rPr>
+        <w:t>Trae工具自动调用命令创建应用，命令如下：</w:t>
+      </w:r>
+    </w:p>
+    <w:bookmarkEnd w:id="11"/>
+    <w:bookmarkStart w:name="u87cb0d0f" w:id="12"/>
+    <w:p>
+      <w:pPr>
+        <w:spacing w:after="50" w:line="360" w:lineRule="auto" w:beforeLines="100"/>
+        <w:ind w:left="0"/>
+        <w:jc w:val="left"/>
+      </w:pPr>
+      <w:bookmarkStart w:name="ua5d50e47" w:id="13"/>
       <w:r>
         <w:rPr>
           <w:rFonts w:eastAsia="宋体" w:ascii="宋体"/>
@@ -256,10 +321,10 @@
           </wp:inline>
         </w:drawing>
       </w:r>
-      <w:bookmarkEnd w:id="10"/>
-    </w:p>
-    <w:bookmarkEnd w:id="9"/>
-    <w:bookmarkStart w:name="frMVs" w:id="11"/>
+      <w:bookmarkEnd w:id="13"/>
+    </w:p>
+    <w:bookmarkEnd w:id="12"/>
+    <w:bookmarkStart w:name="frMVs" w:id="14"/>
     <w:p>
       <w:pPr>
         <w:pStyle w:val="Heading4"/>
@@ -274,15 +339,34 @@
         <w:t>1.2注册应用</w:t>
       </w:r>
     </w:p>
-    <w:bookmarkEnd w:id="11"/>
-    <w:bookmarkStart w:name="u19e5c63d" w:id="12"/>
-    <w:p>
-      <w:pPr>
-        <w:spacing w:after="50" w:line="360" w:lineRule="auto" w:beforeLines="100"/>
-        <w:ind w:left="0"/>
-        <w:jc w:val="left"/>
-      </w:pPr>
-      <w:bookmarkStart w:name="ub06f68f6" w:id="13"/>
+    <w:bookmarkEnd w:id="14"/>
+    <w:bookmarkStart w:name="u05c99406" w:id="15"/>
+    <w:p>
+      <w:pPr>
+        <w:spacing w:after="50" w:line="360" w:lineRule="auto" w:beforeLines="100"/>
+        <w:ind w:left="0"/>
+        <w:jc w:val="left"/>
+      </w:pPr>
+      <w:r>
+        <w:rPr>
+          <w:rFonts w:ascii="宋体" w:hAnsi="Times New Roman" w:eastAsia="宋体"/>
+          <w:b w:val="false"/>
+          <w:i w:val="false"/>
+          <w:color w:val="000000"/>
+          <w:sz w:val="22"/>
+        </w:rPr>
+        <w:t>创建了新的应用之后，要将它注册到项目中，在settings.py文件中的INSTALLED_APPS增加classes应用。</w:t>
+      </w:r>
+    </w:p>
+    <w:bookmarkEnd w:id="15"/>
+    <w:bookmarkStart w:name="u19e5c63d" w:id="16"/>
+    <w:p>
+      <w:pPr>
+        <w:spacing w:after="50" w:line="360" w:lineRule="auto" w:beforeLines="100"/>
+        <w:ind w:left="0"/>
+        <w:jc w:val="left"/>
+      </w:pPr>
+      <w:bookmarkStart w:name="ub06f68f6" w:id="17"/>
       <w:r>
         <w:rPr>
           <w:rFonts w:eastAsia="宋体" w:ascii="宋体"/>
@@ -323,10 +407,10 @@
           </wp:inline>
         </w:drawing>
       </w:r>
-      <w:bookmarkEnd w:id="13"/>
-    </w:p>
-    <w:bookmarkEnd w:id="12"/>
-    <w:bookmarkStart w:name="u2ab461c0" w:id="14"/>
+      <w:bookmarkEnd w:id="17"/>
+    </w:p>
+    <w:bookmarkEnd w:id="16"/>
+    <w:bookmarkStart w:name="u2ab461c0" w:id="18"/>
     <w:p>
       <w:pPr>
         <w:spacing w:after="50" w:line="360" w:lineRule="auto" w:beforeLines="100"/>
@@ -341,11 +425,11 @@
           <w:color w:val="000000"/>
           <w:sz w:val="22"/>
         </w:rPr>
-        <w:t>settings.py增加了班级应用代码：</w:t>
-      </w:r>
-    </w:p>
-    <w:bookmarkEnd w:id="14"/>
-    <w:bookmarkStart w:name="w6RUC" w:id="15"/>
+        <w:t>settings.py增加了班级应用之后的代码：</w:t>
+      </w:r>
+    </w:p>
+    <w:bookmarkEnd w:id="18"/>
+    <w:bookmarkStart w:name="w6RUC" w:id="19"/>
     <w:p>
       <w:pPr>
         <w:pStyle w:val="ne-codeblock"/>
@@ -389,8 +473,8 @@
         <w:br/>
       </w:r>
     </w:p>
-    <w:bookmarkEnd w:id="15"/>
-    <w:bookmarkStart w:name="uVvBA" w:id="16"/>
+    <w:bookmarkEnd w:id="19"/>
+    <w:bookmarkStart w:name="uVvBA" w:id="20"/>
     <w:p>
       <w:pPr>
         <w:pStyle w:val="Heading4"/>
@@ -405,15 +489,34 @@
         <w:t>1.3创建路由</w:t>
       </w:r>
     </w:p>
-    <w:bookmarkEnd w:id="16"/>
-    <w:bookmarkStart w:name="u2022553b" w:id="17"/>
-    <w:p>
-      <w:pPr>
-        <w:spacing w:after="50" w:line="360" w:lineRule="auto" w:beforeLines="100"/>
-        <w:ind w:left="0"/>
-        <w:jc w:val="left"/>
-      </w:pPr>
-      <w:bookmarkStart w:name="u43331f23" w:id="18"/>
+    <w:bookmarkEnd w:id="20"/>
+    <w:bookmarkStart w:name="u8ed80176" w:id="21"/>
+    <w:p>
+      <w:pPr>
+        <w:spacing w:after="50" w:line="360" w:lineRule="auto" w:beforeLines="100"/>
+        <w:ind w:left="0"/>
+        <w:jc w:val="left"/>
+      </w:pPr>
+      <w:r>
+        <w:rPr>
+          <w:rFonts w:ascii="宋体" w:hAnsi="Times New Roman" w:eastAsia="宋体"/>
+          <w:b w:val="false"/>
+          <w:i w:val="false"/>
+          <w:color w:val="000000"/>
+          <w:sz w:val="22"/>
+        </w:rPr>
+        <w:t>每个应用都应该在应用文件夹下创建自己的路由配置文件urls.py，然后注册到项目的路由文件中。</w:t>
+      </w:r>
+    </w:p>
+    <w:bookmarkEnd w:id="21"/>
+    <w:bookmarkStart w:name="u2022553b" w:id="22"/>
+    <w:p>
+      <w:pPr>
+        <w:spacing w:after="50" w:line="360" w:lineRule="auto" w:beforeLines="100"/>
+        <w:ind w:left="0"/>
+        <w:jc w:val="left"/>
+      </w:pPr>
+      <w:bookmarkStart w:name="u43331f23" w:id="23"/>
       <w:r>
         <w:rPr>
           <w:rFonts w:eastAsia="宋体" w:ascii="宋体"/>
@@ -454,26 +557,10 @@
           </wp:inline>
         </w:drawing>
       </w:r>
-      <w:bookmarkEnd w:id="18"/>
-    </w:p>
-    <w:bookmarkEnd w:id="17"/>
-    <w:bookmarkStart w:name="vqDko" w:id="19"/>
-    <w:p>
-      <w:pPr>
-        <w:pStyle w:val="Heading4"/>
-        <w:spacing w:after="50" w:line="360" w:lineRule="auto" w:beforeLines="100"/>
-        <w:ind w:left="0"/>
-        <w:jc w:val="left"/>
-      </w:pPr>
-      <w:r>
-        <w:rPr>
-          <w:rFonts w:ascii="宋体" w:hAnsi="Times New Roman" w:eastAsia="宋体"/>
-        </w:rPr>
-        <w:t>1.4 创建视图函数</w:t>
-      </w:r>
-    </w:p>
-    <w:bookmarkEnd w:id="19"/>
-    <w:bookmarkStart w:name="u0858977c" w:id="20"/>
+      <w:bookmarkEnd w:id="23"/>
+    </w:p>
+    <w:bookmarkEnd w:id="22"/>
+    <w:bookmarkStart w:name="u68dd4393" w:id="24"/>
     <w:p>
       <w:pPr>
         <w:spacing w:after="50" w:line="360" w:lineRule="auto" w:beforeLines="100"/>
@@ -488,11 +575,11 @@
           <w:color w:val="000000"/>
           <w:sz w:val="22"/>
         </w:rPr>
-        <w:t xml:space="preserve">添加班级的视图函数，包括增加、修改、删除、列表 </w:t>
-      </w:r>
-    </w:p>
-    <w:bookmarkEnd w:id="20"/>
-    <w:bookmarkStart w:name="PWpnE" w:id="21"/>
+        <w:t>应用的路由文件代码如下：</w:t>
+      </w:r>
+    </w:p>
+    <w:bookmarkEnd w:id="24"/>
+    <w:bookmarkStart w:name="BGgSu" w:id="25"/>
     <w:p>
       <w:pPr>
         <w:pStyle w:val="ne-codeblock"/>
@@ -514,6 +601,74 @@
           <w:sz w:val="20"/>
         </w:rPr>
         <w:t/>
+        <w:t>from django.urls import path</w:t>
+        <w:br/>
+        <w:t>from . import views</w:t>
+        <w:br/>
+        <w:t/>
+        <w:br/>
+        <w:t>app_name = 'classes'</w:t>
+        <w:br/>
+        <w:t/>
+        <w:br/>
+        <w:t>urlpatterns = [</w:t>
+        <w:br/>
+        <w:t xml:space="preserve">    path('list/', views.list_class, name='list_class'),</w:t>
+        <w:br/>
+        <w:t xml:space="preserve">    path('add/', views.add_class, name='add_class'),</w:t>
+        <w:br/>
+        <w:t xml:space="preserve">    path('edit/&lt;int:pk&gt;/', views.edit_class, name='edit_class'),</w:t>
+        <w:br/>
+        <w:t xml:space="preserve">    path('delete/&lt;int:pk&gt;/', views.delete_class, name='delete_class'),</w:t>
+        <w:br/>
+        <w:t>]</w:t>
+        <w:br/>
+      </w:r>
+    </w:p>
+    <w:bookmarkEnd w:id="25"/>
+    <w:bookmarkStart w:name="ucdbe67ea" w:id="26"/>
+    <w:bookmarkEnd w:id="26"/>
+    <w:bookmarkStart w:name="uba41dfcd" w:id="27"/>
+    <w:p>
+      <w:pPr>
+        <w:spacing w:after="50" w:line="360" w:lineRule="auto" w:beforeLines="100"/>
+        <w:ind w:left="0"/>
+        <w:jc w:val="left"/>
+      </w:pPr>
+      <w:r>
+        <w:rPr>
+          <w:rFonts w:ascii="宋体" w:hAnsi="Times New Roman" w:eastAsia="宋体"/>
+          <w:b w:val="false"/>
+          <w:i w:val="false"/>
+          <w:color w:val="000000"/>
+          <w:sz w:val="22"/>
+        </w:rPr>
+        <w:t>将应用的路由文件包含到项目（sims文件夹）的路由文件urls.py中（第10行），代码如下：</w:t>
+      </w:r>
+    </w:p>
+    <w:bookmarkEnd w:id="27"/>
+    <w:bookmarkStart w:name="kNoh3" w:id="28"/>
+    <w:p>
+      <w:pPr>
+        <w:pStyle w:val="ne-codeblock"/>
+        <w:pBdr>
+          <w:top w:val="single" w:sz="4" w:space="1" w:color="404040" w:themeColor="text1"/>
+          <w:left w:val="single" w:sz="4" w:space="4" w:color="404040" w:themeColor="text1"/>
+          <w:bottom w:val="single" w:sz="4" w:space="1" w:color="404040" w:themeColor="text1"/>
+          <w:right w:val="single" w:sz="4" w:space="4" w:color="404040" w:themeColor="text1"/>
+        </w:pBdr>
+        <w:shd w:color="auto" w:fill="F2F2F2" w:val="clear"/>
+        <w:spacing w:after="50" w:line="360" w:lineRule="auto" w:beforeLines="100"/>
+        <w:ind w:left="0"/>
+        <w:jc w:val="left"/>
+      </w:pPr>
+      <w:r>
+        <w:rPr>
+          <w:rFonts w:ascii="宋体" w:hAnsi="Courier New" w:eastAsia="宋体"/>
+          <w:color w:val="000000"/>
+          <w:sz w:val="20"/>
+        </w:rPr>
+        <w:t/>
         <w:t>"""</w:t>
         <w:br/>
         <w:t>URL configuration for sims project.</w:t>
@@ -586,8 +741,10 @@
         <w:br/>
       </w:r>
     </w:p>
-    <w:bookmarkEnd w:id="21"/>
-    <w:bookmarkStart w:name="b534R" w:id="22"/>
+    <w:bookmarkEnd w:id="28"/>
+    <w:bookmarkStart w:name="uf3fcbd55" w:id="29"/>
+    <w:bookmarkEnd w:id="29"/>
+    <w:bookmarkStart w:name="vqDko" w:id="30"/>
     <w:p>
       <w:pPr>
         <w:pStyle w:val="Heading4"/>
@@ -599,18 +756,199 @@
         <w:rPr>
           <w:rFonts w:ascii="宋体" w:hAnsi="Times New Roman" w:eastAsia="宋体"/>
         </w:rPr>
+        <w:t>1.4 创建视图函数</w:t>
+      </w:r>
+    </w:p>
+    <w:bookmarkEnd w:id="30"/>
+    <w:bookmarkStart w:name="u0858977c" w:id="31"/>
+    <w:p>
+      <w:pPr>
+        <w:spacing w:after="50" w:line="360" w:lineRule="auto" w:beforeLines="100"/>
+        <w:ind w:left="0"/>
+        <w:jc w:val="left"/>
+      </w:pPr>
+      <w:r>
+        <w:rPr>
+          <w:rFonts w:ascii="宋体" w:hAnsi="Times New Roman" w:eastAsia="宋体"/>
+          <w:b w:val="false"/>
+          <w:i w:val="false"/>
+          <w:color w:val="000000"/>
+          <w:sz w:val="22"/>
+        </w:rPr>
+        <w:t xml:space="preserve">视图函数是真正处理业务逻辑的代码，班级应用的视图函数在应用文件夹下的views.py中，包括增加、修改、删除、列表 </w:t>
+      </w:r>
+    </w:p>
+    <w:bookmarkEnd w:id="31"/>
+    <w:bookmarkStart w:name="PWpnE" w:id="32"/>
+    <w:p>
+      <w:pPr>
+        <w:pStyle w:val="ne-codeblock"/>
+        <w:pBdr>
+          <w:top w:val="single" w:sz="4" w:space="1" w:color="404040" w:themeColor="text1"/>
+          <w:left w:val="single" w:sz="4" w:space="4" w:color="404040" w:themeColor="text1"/>
+          <w:bottom w:val="single" w:sz="4" w:space="1" w:color="404040" w:themeColor="text1"/>
+          <w:right w:val="single" w:sz="4" w:space="4" w:color="404040" w:themeColor="text1"/>
+        </w:pBdr>
+        <w:shd w:color="auto" w:fill="F2F2F2" w:val="clear"/>
+        <w:spacing w:after="50" w:line="360" w:lineRule="auto" w:beforeLines="100"/>
+        <w:ind w:left="0"/>
+        <w:jc w:val="left"/>
+      </w:pPr>
+      <w:r>
+        <w:rPr>
+          <w:rFonts w:ascii="宋体" w:hAnsi="Courier New" w:eastAsia="宋体"/>
+          <w:color w:val="000000"/>
+          <w:sz w:val="20"/>
+        </w:rPr>
+        <w:t/>
+        <w:t>from django.shortcuts import render</w:t>
+        <w:br/>
+        <w:t>from django.shortcuts import redirect</w:t>
+        <w:br/>
+        <w:t>from .models import Class</w:t>
+        <w:br/>
+        <w:t/>
+        <w:br/>
+        <w:t/>
+        <w:br/>
+        <w:t>from django.core.paginator import Paginator</w:t>
+        <w:br/>
+        <w:t/>
+        <w:br/>
+        <w:t>def list_class(request):</w:t>
+        <w:br/>
+        <w:t xml:space="preserve">    name = request.GET.get('name', '')</w:t>
+        <w:br/>
+        <w:t xml:space="preserve">    classes = Class.objects.all()</w:t>
+        <w:br/>
+        <w:t xml:space="preserve">    if name:</w:t>
+        <w:br/>
+        <w:t xml:space="preserve">        classes = classes.filter(name__icontains=name)</w:t>
+        <w:br/>
+        <w:t xml:space="preserve">    </w:t>
+        <w:br/>
+        <w:t xml:space="preserve">    paginator = Paginator(classes, 3)</w:t>
+        <w:br/>
+        <w:t xml:space="preserve">    page_number = request.GET.get('page')</w:t>
+        <w:br/>
+        <w:t xml:space="preserve">    page_obj = paginator.get_page(page_number)</w:t>
+        <w:br/>
+        <w:t xml:space="preserve">    </w:t>
+        <w:br/>
+        <w:t xml:space="preserve">    context = {</w:t>
+        <w:br/>
+        <w:t xml:space="preserve">        'page_obj': page_obj,</w:t>
+        <w:br/>
+        <w:t xml:space="preserve">        'name': name</w:t>
+        <w:br/>
+        <w:t xml:space="preserve">    }</w:t>
+        <w:br/>
+        <w:t xml:space="preserve">    </w:t>
+        <w:br/>
+        <w:t xml:space="preserve">    return render(request, 'classes/list_class.html', context)</w:t>
+        <w:br/>
+        <w:t/>
+        <w:br/>
+        <w:t/>
+        <w:br/>
+        <w:t>def add_class(request):</w:t>
+        <w:br/>
+        <w:t xml:space="preserve">    if request.method == 'POST':</w:t>
+        <w:br/>
+        <w:t xml:space="preserve">        name = request.POST.get('name')</w:t>
+        <w:br/>
+        <w:t xml:space="preserve">        Class.objects.create(name=name)</w:t>
+        <w:br/>
+        <w:t xml:space="preserve">        return redirect('classes:list_class')</w:t>
+        <w:br/>
+        <w:t xml:space="preserve">    return render(request, 'classes/add_class.html')</w:t>
+        <w:br/>
+        <w:t/>
+        <w:br/>
+        <w:t/>
+        <w:br/>
+        <w:t>from django.shortcuts import get_object_or_404</w:t>
+        <w:br/>
+        <w:t/>
+        <w:br/>
+        <w:t>def edit_class(request, pk):</w:t>
+        <w:br/>
+        <w:t xml:space="preserve">    class_obj = get_object_or_404(Class, pk=pk)</w:t>
+        <w:br/>
+        <w:t xml:space="preserve">    if request.method == 'POST':</w:t>
+        <w:br/>
+        <w:t xml:space="preserve">        name = request.POST.get('name')</w:t>
+        <w:br/>
+        <w:t xml:space="preserve">        class_obj.name = name</w:t>
+        <w:br/>
+        <w:t xml:space="preserve">        class_obj.save()</w:t>
+        <w:br/>
+        <w:t xml:space="preserve">        return redirect('classes:list_class')</w:t>
+        <w:br/>
+        <w:t xml:space="preserve">    return render(request, 'classes/edit_class.html', {'class': class_obj, 'pk': pk})</w:t>
+        <w:br/>
+        <w:t/>
+        <w:br/>
+        <w:t/>
+        <w:br/>
+        <w:t>def delete_class(request, pk):</w:t>
+        <w:br/>
+        <w:t xml:space="preserve">    class_obj = get_object_or_404(Class, pk=pk)</w:t>
+        <w:br/>
+        <w:t xml:space="preserve">    if request.method == 'POST':</w:t>
+        <w:br/>
+        <w:t xml:space="preserve">        class_obj.delete()</w:t>
+        <w:br/>
+        <w:t xml:space="preserve">        return redirect('classes:list_class')</w:t>
+        <w:br/>
+        <w:t xml:space="preserve">    return render(request, 'classes/delete_class.html', {'class': class_obj, 'pk': pk})</w:t>
+        <w:br/>
+      </w:r>
+    </w:p>
+    <w:bookmarkEnd w:id="32"/>
+    <w:bookmarkStart w:name="b534R" w:id="33"/>
+    <w:p>
+      <w:pPr>
+        <w:pStyle w:val="Heading4"/>
+        <w:spacing w:after="50" w:line="360" w:lineRule="auto" w:beforeLines="100"/>
+        <w:ind w:left="0"/>
+        <w:jc w:val="left"/>
+      </w:pPr>
+      <w:r>
+        <w:rPr>
+          <w:rFonts w:ascii="宋体" w:hAnsi="Times New Roman" w:eastAsia="宋体"/>
+        </w:rPr>
         <w:t>1.5创建数据模型</w:t>
       </w:r>
     </w:p>
-    <w:bookmarkEnd w:id="22"/>
-    <w:bookmarkStart w:name="u460b5660" w:id="23"/>
-    <w:p>
-      <w:pPr>
-        <w:spacing w:after="50" w:line="360" w:lineRule="auto" w:beforeLines="100"/>
-        <w:ind w:left="0"/>
-        <w:jc w:val="left"/>
-      </w:pPr>
-      <w:bookmarkStart w:name="u973d6198" w:id="24"/>
+    <w:bookmarkEnd w:id="33"/>
+    <w:bookmarkStart w:name="u29591aa0" w:id="34"/>
+    <w:p>
+      <w:pPr>
+        <w:spacing w:after="50" w:line="360" w:lineRule="auto" w:beforeLines="100"/>
+        <w:ind w:left="0"/>
+        <w:jc w:val="left"/>
+      </w:pPr>
+      <w:r>
+        <w:rPr>
+          <w:rFonts w:ascii="宋体" w:hAnsi="Times New Roman" w:eastAsia="宋体"/>
+          <w:b w:val="false"/>
+          <w:i w:val="false"/>
+          <w:color w:val="000000"/>
+          <w:sz w:val="22"/>
+        </w:rPr>
+        <w:t>新增的班级应用需要使用数据表进行数据存储，Trae会创建班级模型（对应数据库里面的表）</w:t>
+      </w:r>
+    </w:p>
+    <w:bookmarkEnd w:id="34"/>
+    <w:bookmarkStart w:name="u460b5660" w:id="35"/>
+    <w:p>
+      <w:pPr>
+        <w:spacing w:after="50" w:line="360" w:lineRule="auto" w:beforeLines="100"/>
+        <w:ind w:left="0"/>
+        <w:jc w:val="left"/>
+      </w:pPr>
+      <w:bookmarkStart w:name="u973d6198" w:id="36"/>
       <w:r>
         <w:rPr>
           <w:rFonts w:eastAsia="宋体" w:ascii="宋体"/>
@@ -651,10 +989,10 @@
           </wp:inline>
         </w:drawing>
       </w:r>
-      <w:bookmarkEnd w:id="24"/>
-    </w:p>
-    <w:bookmarkEnd w:id="23"/>
-    <w:bookmarkStart w:name="u882dc1c2" w:id="25"/>
+      <w:bookmarkEnd w:id="36"/>
+    </w:p>
+    <w:bookmarkEnd w:id="35"/>
+    <w:bookmarkStart w:name="u882dc1c2" w:id="37"/>
     <w:p>
       <w:pPr>
         <w:spacing w:after="50" w:line="360" w:lineRule="auto" w:beforeLines="100"/>
@@ -669,11 +1007,11 @@
           <w:color w:val="000000"/>
           <w:sz w:val="22"/>
         </w:rPr>
-        <w:t>模型代码</w:t>
-      </w:r>
-    </w:p>
-    <w:bookmarkEnd w:id="25"/>
-    <w:bookmarkStart w:name="pA9SB" w:id="26"/>
+        <w:t>班级模型的代码，班级表只有一个字段。</w:t>
+      </w:r>
+    </w:p>
+    <w:bookmarkEnd w:id="37"/>
+    <w:bookmarkStart w:name="pA9SB" w:id="38"/>
     <w:p>
       <w:pPr>
         <w:pStyle w:val="ne-codeblock"/>
@@ -725,8 +1063,8 @@
         <w:br/>
       </w:r>
     </w:p>
-    <w:bookmarkEnd w:id="26"/>
-    <w:bookmarkStart w:name="CRg6S" w:id="27"/>
+    <w:bookmarkEnd w:id="38"/>
+    <w:bookmarkStart w:name="Ruttj" w:id="39"/>
     <w:p>
       <w:pPr>
         <w:pStyle w:val="Heading4"/>
@@ -738,11 +1076,11 @@
         <w:rPr>
           <w:rFonts w:ascii="宋体" w:hAnsi="Times New Roman" w:eastAsia="宋体"/>
         </w:rPr>
-        <w:t>1.6模板文件</w:t>
-      </w:r>
-    </w:p>
-    <w:bookmarkEnd w:id="27"/>
-    <w:bookmarkStart w:name="u802030ed" w:id="28"/>
+        <w:t>1.6数据库迁移</w:t>
+      </w:r>
+    </w:p>
+    <w:bookmarkEnd w:id="39"/>
+    <w:bookmarkStart w:name="u64c6bd12" w:id="40"/>
     <w:p>
       <w:pPr>
         <w:spacing w:after="50" w:line="360" w:lineRule="auto" w:beforeLines="100"/>
@@ -757,25 +1095,60 @@
           <w:color w:val="000000"/>
           <w:sz w:val="22"/>
         </w:rPr>
-        <w:t xml:space="preserve">包括增加、修改、删除、列表 </w:t>
-      </w:r>
-    </w:p>
-    <w:bookmarkEnd w:id="28"/>
-    <w:bookmarkStart w:name="u73d58292" w:id="29"/>
-    <w:p>
-      <w:pPr>
-        <w:spacing w:after="50" w:line="360" w:lineRule="auto" w:beforeLines="100"/>
-        <w:ind w:left="0"/>
-        <w:jc w:val="left"/>
-      </w:pPr>
-      <w:bookmarkStart w:name="ueda34b8b" w:id="30"/>
+        <w:t>项目中如果有创建了新的模型，需要与数据库里面的表进行关联，也就是真正去数据库创建/修改对应的表。需要执行两个命令。</w:t>
+      </w:r>
+    </w:p>
+    <w:bookmarkEnd w:id="40"/>
+    <w:bookmarkStart w:name="Bwfgw" w:id="41"/>
+    <w:p>
+      <w:pPr>
+        <w:pStyle w:val="ne-codeblock"/>
+        <w:pBdr>
+          <w:top w:val="single" w:sz="4" w:space="1" w:color="404040" w:themeColor="text1"/>
+          <w:left w:val="single" w:sz="4" w:space="4" w:color="404040" w:themeColor="text1"/>
+          <w:bottom w:val="single" w:sz="4" w:space="1" w:color="404040" w:themeColor="text1"/>
+          <w:right w:val="single" w:sz="4" w:space="4" w:color="404040" w:themeColor="text1"/>
+        </w:pBdr>
+        <w:shd w:color="auto" w:fill="F2F2F2" w:val="clear"/>
+        <w:spacing w:after="50" w:line="360" w:lineRule="auto" w:beforeLines="100"/>
+        <w:ind w:left="0"/>
+        <w:jc w:val="left"/>
+      </w:pPr>
+      <w:r>
+        <w:rPr>
+          <w:rFonts w:ascii="宋体" w:hAnsi="Courier New" w:eastAsia="宋体"/>
+          <w:color w:val="000000"/>
+          <w:sz w:val="20"/>
+        </w:rPr>
+        <w:t/>
+        <w:t xml:space="preserve">#将班级的模型生成一个迁移文件（告诉项目有哪些表会发生改动） </w:t>
+        <w:br/>
+        <w:t xml:space="preserve">python manage.py makemigrations claasses </w:t>
+        <w:br/>
+        <w:t>#将这些改动应用到数据库表中（真正创建或者修改表结构）</w:t>
+        <w:br/>
+        <w:t>python manage.py migrate</w:t>
+        <w:br/>
+      </w:r>
+    </w:p>
+    <w:bookmarkEnd w:id="41"/>
+    <w:bookmarkStart w:name="u83f1a172" w:id="42"/>
+    <w:bookmarkEnd w:id="42"/>
+    <w:bookmarkStart w:name="ue0b698a1" w:id="43"/>
+    <w:p>
+      <w:pPr>
+        <w:spacing w:after="50" w:line="360" w:lineRule="auto" w:beforeLines="100"/>
+        <w:ind w:left="0"/>
+        <w:jc w:val="left"/>
+      </w:pPr>
+      <w:bookmarkStart w:name="uea404185" w:id="44"/>
       <w:r>
         <w:rPr>
           <w:rFonts w:eastAsia="宋体" w:ascii="宋体"/>
         </w:rPr>
         <w:drawing>
           <wp:inline distT="0" distB="0" distL="0" distR="0">
-            <wp:extent cx="3081867" cy="3888762"/>
+            <wp:extent cx="3132667" cy="2822456"/>
             <wp:effectExtent l="0" t="0" r="0" b="0"/>
             <wp:docPr id="0" name="" descr=""/>
             <wp:cNvGraphicFramePr>
@@ -797,7 +1170,7 @@
                   <pic:spPr>
                     <a:xfrm>
                       <a:off x="0" y="0"/>
-                      <a:ext cx="3081867" cy="3888762"/>
+                      <a:ext cx="3132667" cy="2822456"/>
                     </a:xfrm>
                     <a:prstGeom prst="rect">
                       <a:avLst/>
@@ -809,10 +1182,10 @@
           </wp:inline>
         </w:drawing>
       </w:r>
-      <w:bookmarkEnd w:id="30"/>
-    </w:p>
-    <w:bookmarkEnd w:id="29"/>
-    <w:bookmarkStart w:name="Ruttj" w:id="31"/>
+      <w:bookmarkEnd w:id="44"/>
+    </w:p>
+    <w:bookmarkEnd w:id="43"/>
+    <w:bookmarkStart w:name="AsHvh" w:id="45"/>
     <w:p>
       <w:pPr>
         <w:pStyle w:val="Heading4"/>
@@ -824,11 +1197,11 @@
         <w:rPr>
           <w:rFonts w:ascii="宋体" w:hAnsi="Times New Roman" w:eastAsia="宋体"/>
         </w:rPr>
-        <w:t>1.7数据库迁移</w:t>
-      </w:r>
-    </w:p>
-    <w:bookmarkEnd w:id="31"/>
-    <w:bookmarkStart w:name="u64c6bd12" w:id="32"/>
+        <w:t>1.7模板文件</w:t>
+      </w:r>
+    </w:p>
+    <w:bookmarkEnd w:id="45"/>
+    <w:bookmarkStart w:name="u951d828b" w:id="46"/>
     <w:p>
       <w:pPr>
         <w:spacing w:after="50" w:line="360" w:lineRule="auto" w:beforeLines="100"/>
@@ -843,25 +1216,25 @@
           <w:color w:val="000000"/>
           <w:sz w:val="22"/>
         </w:rPr>
-        <w:t>将模型与数据库里面的表进行关联，真正去数据库创建对应的表。</w:t>
-      </w:r>
-    </w:p>
-    <w:bookmarkEnd w:id="32"/>
-    <w:bookmarkStart w:name="ue0b698a1" w:id="33"/>
-    <w:p>
-      <w:pPr>
-        <w:spacing w:after="50" w:line="360" w:lineRule="auto" w:beforeLines="100"/>
-        <w:ind w:left="0"/>
-        <w:jc w:val="left"/>
-      </w:pPr>
-      <w:bookmarkStart w:name="uea404185" w:id="34"/>
+        <w:t>模型文件是网页，Trae会自动在应用下创建templates文件夹，分别创建增加、修改、删除、列表的模板（页面）。</w:t>
+      </w:r>
+    </w:p>
+    <w:bookmarkEnd w:id="46"/>
+    <w:bookmarkStart w:name="uaa5d809f" w:id="47"/>
+    <w:p>
+      <w:pPr>
+        <w:spacing w:after="50" w:line="360" w:lineRule="auto" w:beforeLines="100"/>
+        <w:ind w:left="0"/>
+        <w:jc w:val="left"/>
+      </w:pPr>
+      <w:bookmarkStart w:name="rD1BE" w:id="48"/>
       <w:r>
         <w:rPr>
           <w:rFonts w:eastAsia="宋体" w:ascii="宋体"/>
         </w:rPr>
         <w:drawing>
           <wp:inline distT="0" distB="0" distL="0" distR="0">
-            <wp:extent cx="3132667" cy="2822456"/>
+            <wp:extent cx="3081867" cy="3888762"/>
             <wp:effectExtent l="0" t="0" r="0" b="0"/>
             <wp:docPr id="0" name="" descr=""/>
             <wp:cNvGraphicFramePr>
@@ -883,7 +1256,7 @@
                   <pic:spPr>
                     <a:xfrm>
                       <a:off x="0" y="0"/>
-                      <a:ext cx="3132667" cy="2822456"/>
+                      <a:ext cx="3081867" cy="3888762"/>
                     </a:xfrm>
                     <a:prstGeom prst="rect">
                       <a:avLst/>
@@ -895,42 +1268,10 @@
           </wp:inline>
         </w:drawing>
       </w:r>
-      <w:bookmarkEnd w:id="34"/>
-    </w:p>
-    <w:bookmarkEnd w:id="33"/>
-    <w:bookmarkStart w:name="LMekg" w:id="35"/>
-    <w:p>
-      <w:pPr>
-        <w:pStyle w:val="Heading3"/>
-        <w:spacing w:after="50" w:line="360" w:lineRule="auto" w:beforeLines="100"/>
-        <w:ind w:left="0"/>
-        <w:jc w:val="left"/>
-      </w:pPr>
-      <w:r>
-        <w:rPr>
-          <w:rFonts w:ascii="宋体" w:hAnsi="Times New Roman" w:eastAsia="宋体"/>
-        </w:rPr>
-        <w:t>2.优化代码</w:t>
-      </w:r>
-    </w:p>
-    <w:bookmarkEnd w:id="35"/>
-    <w:bookmarkStart w:name="y5nsd" w:id="36"/>
-    <w:p>
-      <w:pPr>
-        <w:pStyle w:val="Heading4"/>
-        <w:spacing w:after="50" w:line="360" w:lineRule="auto" w:beforeLines="100"/>
-        <w:ind w:left="0"/>
-        <w:jc w:val="left"/>
-      </w:pPr>
-      <w:r>
-        <w:rPr>
-          <w:rFonts w:ascii="宋体" w:hAnsi="Times New Roman" w:eastAsia="宋体"/>
-        </w:rPr>
-        <w:t>2.1.解决bug</w:t>
-      </w:r>
-    </w:p>
-    <w:bookmarkEnd w:id="36"/>
-    <w:bookmarkStart w:name="u97f39e4e" w:id="37"/>
+      <w:bookmarkEnd w:id="48"/>
+    </w:p>
+    <w:bookmarkEnd w:id="47"/>
+    <w:bookmarkStart w:name="u2a70815f" w:id="49"/>
     <w:p>
       <w:pPr>
         <w:spacing w:after="50" w:line="360" w:lineRule="auto" w:beforeLines="100"/>
@@ -945,18 +1286,598 @@
           <w:color w:val="000000"/>
           <w:sz w:val="22"/>
         </w:rPr>
-        <w:t>浏览发现页面无法打开，复制错误信息到对话框，让Trae自行解决bug。</w:t>
-      </w:r>
-    </w:p>
-    <w:bookmarkEnd w:id="37"/>
-    <w:bookmarkStart w:name="u494e4f21" w:id="38"/>
-    <w:p>
-      <w:pPr>
-        <w:spacing w:after="50" w:line="360" w:lineRule="auto" w:beforeLines="100"/>
-        <w:ind w:left="0"/>
-        <w:jc w:val="left"/>
-      </w:pPr>
-      <w:bookmarkStart w:name="u63fbe02b" w:id="39"/>
+        <w:t>add_class.html</w:t>
+      </w:r>
+    </w:p>
+    <w:bookmarkEnd w:id="49"/>
+    <w:bookmarkStart w:name="MpOiH" w:id="50"/>
+    <w:p>
+      <w:pPr>
+        <w:pStyle w:val="ne-codeblock"/>
+        <w:pBdr>
+          <w:top w:val="single" w:sz="4" w:space="1" w:color="404040" w:themeColor="text1"/>
+          <w:left w:val="single" w:sz="4" w:space="4" w:color="404040" w:themeColor="text1"/>
+          <w:bottom w:val="single" w:sz="4" w:space="1" w:color="404040" w:themeColor="text1"/>
+          <w:right w:val="single" w:sz="4" w:space="4" w:color="404040" w:themeColor="text1"/>
+        </w:pBdr>
+        <w:shd w:color="auto" w:fill="F2F2F2" w:val="clear"/>
+        <w:spacing w:after="50" w:line="360" w:lineRule="auto" w:beforeLines="100"/>
+        <w:ind w:left="0"/>
+        <w:jc w:val="left"/>
+      </w:pPr>
+      <w:r>
+        <w:rPr>
+          <w:rFonts w:ascii="宋体" w:hAnsi="Courier New" w:eastAsia="宋体"/>
+          <w:color w:val="000000"/>
+          <w:sz w:val="20"/>
+        </w:rPr>
+        <w:t/>
+        <w:t>&lt;!DOCTYPE html&gt;</w:t>
+        <w:br/>
+        <w:t>&lt;html lang="zh-CN"&gt;</w:t>
+        <w:br/>
+        <w:t>&lt;head&gt;</w:t>
+        <w:br/>
+        <w:t xml:space="preserve">    &lt;meta charset="UTF-8"&gt;</w:t>
+        <w:br/>
+        <w:t xml:space="preserve">    &lt;meta name="viewport" content="width=device-width, initial-scale=1.0"&gt;</w:t>
+        <w:br/>
+        <w:t xml:space="preserve">    &lt;title&gt;添加班级&lt;/title&gt;</w:t>
+        <w:br/>
+        <w:t xml:space="preserve">    &lt;link href="https://fastly.jsdelivr.net/npm/bootstrap@5.3.0/dist/css/bootstrap.min.css" rel="stylesheet"&gt;</w:t>
+        <w:br/>
+        <w:t>&lt;/head&gt;</w:t>
+        <w:br/>
+        <w:t>&lt;body&gt;</w:t>
+        <w:br/>
+        <w:t xml:space="preserve">    &lt;div class="container mt-5"&gt;</w:t>
+        <w:br/>
+        <w:t xml:space="preserve">        &lt;h1 class="text-center mb-4"&gt;添加班级&lt;/h1&gt;</w:t>
+        <w:br/>
+        <w:t xml:space="preserve">        &lt;div class="row justify-content-center"&gt;</w:t>
+        <w:br/>
+        <w:t xml:space="preserve">            &lt;div class="col-md-6"&gt;</w:t>
+        <w:br/>
+        <w:t xml:space="preserve">                &lt;form method="post" class="border p-4 rounded bg-light"&gt;</w:t>
+        <w:br/>
+        <w:t xml:space="preserve">                    {% csrf_token %}</w:t>
+        <w:br/>
+        <w:t xml:space="preserve">                    &lt;div class="mb-3"&gt;</w:t>
+        <w:br/>
+        <w:t xml:space="preserve">                        &lt;label for="name" class="form-label"&gt;班级名称&lt;/label&gt;</w:t>
+        <w:br/>
+        <w:t xml:space="preserve">                        &lt;input type="text" id="name" name="name" class="form-control" placeholder="请输入班级名称" required&gt;</w:t>
+        <w:br/>
+        <w:t xml:space="preserve">                    &lt;/div&gt;</w:t>
+        <w:br/>
+        <w:t xml:space="preserve">                    &lt;button type="submit" class="btn btn-primary w-100"&gt;提交&lt;/button&gt;</w:t>
+        <w:br/>
+        <w:t xml:space="preserve">                &lt;/form&gt;</w:t>
+        <w:br/>
+        <w:t xml:space="preserve">                &lt;div class="mt-3 text-center"&gt;</w:t>
+        <w:br/>
+        <w:t xml:space="preserve">                    &lt;a href="{% url 'classes:list_class' %}" class="btn btn-secondary"&gt;返回列表&lt;/a&gt;</w:t>
+        <w:br/>
+        <w:t xml:space="preserve">                &lt;/div&gt;</w:t>
+        <w:br/>
+        <w:t xml:space="preserve">            &lt;/div&gt;</w:t>
+        <w:br/>
+        <w:t xml:space="preserve">        &lt;/div&gt;</w:t>
+        <w:br/>
+        <w:t xml:space="preserve">    &lt;/div&gt;</w:t>
+        <w:br/>
+        <w:t xml:space="preserve">    &lt;script src="https://fastly.jsdelivr.net/npm/bootstrap@5.3.0/dist/js/bootstrap.bundle.min.js"&gt;&lt;/script&gt;</w:t>
+        <w:br/>
+        <w:t>&lt;/body&gt;</w:t>
+        <w:br/>
+        <w:t>&lt;/html&gt;</w:t>
+        <w:br/>
+      </w:r>
+    </w:p>
+    <w:bookmarkEnd w:id="50"/>
+    <w:bookmarkStart w:name="u202a932e" w:id="51"/>
+    <w:p>
+      <w:pPr>
+        <w:spacing w:after="50" w:line="360" w:lineRule="auto" w:beforeLines="100"/>
+        <w:ind w:left="0"/>
+        <w:jc w:val="left"/>
+      </w:pPr>
+      <w:r>
+        <w:rPr>
+          <w:rFonts w:ascii="宋体" w:hAnsi="Times New Roman" w:eastAsia="宋体"/>
+          <w:b w:val="false"/>
+          <w:i w:val="false"/>
+          <w:color w:val="000000"/>
+          <w:sz w:val="22"/>
+        </w:rPr>
+        <w:t>delete_class.html</w:t>
+      </w:r>
+    </w:p>
+    <w:bookmarkEnd w:id="51"/>
+    <w:bookmarkStart w:name="Ydebc" w:id="52"/>
+    <w:p>
+      <w:pPr>
+        <w:pStyle w:val="ne-codeblock"/>
+        <w:pBdr>
+          <w:top w:val="single" w:sz="4" w:space="1" w:color="404040" w:themeColor="text1"/>
+          <w:left w:val="single" w:sz="4" w:space="4" w:color="404040" w:themeColor="text1"/>
+          <w:bottom w:val="single" w:sz="4" w:space="1" w:color="404040" w:themeColor="text1"/>
+          <w:right w:val="single" w:sz="4" w:space="4" w:color="404040" w:themeColor="text1"/>
+        </w:pBdr>
+        <w:shd w:color="auto" w:fill="F2F2F2" w:val="clear"/>
+        <w:spacing w:after="50" w:line="360" w:lineRule="auto" w:beforeLines="100"/>
+        <w:ind w:left="0"/>
+        <w:jc w:val="left"/>
+      </w:pPr>
+      <w:r>
+        <w:rPr>
+          <w:rFonts w:ascii="宋体" w:hAnsi="Courier New" w:eastAsia="宋体"/>
+          <w:color w:val="000000"/>
+          <w:sz w:val="20"/>
+        </w:rPr>
+        <w:t/>
+        <w:t>&lt;!DOCTYPE html&gt;</w:t>
+        <w:br/>
+        <w:t>&lt;html lang="zh-CN"&gt;</w:t>
+        <w:br/>
+        <w:t>&lt;head&gt;</w:t>
+        <w:br/>
+        <w:t xml:space="preserve">    &lt;meta charset="UTF-8"&gt;</w:t>
+        <w:br/>
+        <w:t xml:space="preserve">    &lt;meta name="viewport" content="width=device-width, initial-scale=1.0"&gt;</w:t>
+        <w:br/>
+        <w:t xml:space="preserve">    &lt;title&gt;删除班级&lt;/title&gt;</w:t>
+        <w:br/>
+        <w:t xml:space="preserve">    &lt;link href="https://fastly.jsdelivr.net/npm/bootstrap@5.3.0/dist/css/bootstrap.min.css" rel="stylesheet"&gt;</w:t>
+        <w:br/>
+        <w:t>&lt;/head&gt;</w:t>
+        <w:br/>
+        <w:t>&lt;body&gt;</w:t>
+        <w:br/>
+        <w:t xml:space="preserve">    &lt;div class="container mt-5"&gt;</w:t>
+        <w:br/>
+        <w:t xml:space="preserve">        &lt;h1 class="text-center mb-4"&gt;删除班级&lt;/h1&gt;</w:t>
+        <w:br/>
+        <w:t xml:space="preserve">        &lt;div class="row justify-content-center"&gt;</w:t>
+        <w:br/>
+        <w:t xml:space="preserve">            &lt;div class="col-md-6"&gt;</w:t>
+        <w:br/>
+        <w:t xml:space="preserve">                &lt;div class="border p-4 rounded bg-light"&gt;</w:t>
+        <w:br/>
+        <w:t xml:space="preserve">                    &lt;p class="text-center mb-4"&gt;确定要删除班级 &lt;strong&gt;{{ class.name }}&lt;/strong&gt; 吗？&lt;/p&gt;</w:t>
+        <w:br/>
+        <w:t xml:space="preserve">                    &lt;form method="post"&gt;</w:t>
+        <w:br/>
+        <w:t xml:space="preserve">                        {% csrf_token %}</w:t>
+        <w:br/>
+        <w:t xml:space="preserve">                        &lt;div class="d-flex justify-content-center gap-3"&gt;</w:t>
+        <w:br/>
+        <w:t xml:space="preserve">                            &lt;button type="submit" class="btn btn-danger"&gt;删除&lt;/button&gt;</w:t>
+        <w:br/>
+        <w:t xml:space="preserve">                            &lt;a href="{% url 'classes:list_class' %}" class="btn btn-secondary"&gt;取消&lt;/a&gt;</w:t>
+        <w:br/>
+        <w:t xml:space="preserve">                        &lt;/div&gt;</w:t>
+        <w:br/>
+        <w:t xml:space="preserve">                    &lt;/form&gt;</w:t>
+        <w:br/>
+        <w:t xml:space="preserve">                &lt;/div&gt;</w:t>
+        <w:br/>
+        <w:t xml:space="preserve">            &lt;/div&gt;</w:t>
+        <w:br/>
+        <w:t xml:space="preserve">        &lt;/div&gt;</w:t>
+        <w:br/>
+        <w:t xml:space="preserve">    &lt;/div&gt;</w:t>
+        <w:br/>
+        <w:t xml:space="preserve">    &lt;script src="https://fastly.jsdelivr.net/npm/bootstrap@5.3.0/dist/js/bootstrap.bundle.min.js"&gt;&lt;/script&gt;</w:t>
+        <w:br/>
+        <w:t>&lt;/body&gt;</w:t>
+        <w:br/>
+        <w:t>&lt;/html&gt;</w:t>
+        <w:br/>
+      </w:r>
+    </w:p>
+    <w:bookmarkEnd w:id="52"/>
+    <w:bookmarkStart w:name="u08e115de" w:id="53"/>
+    <w:p>
+      <w:pPr>
+        <w:spacing w:after="50" w:line="360" w:lineRule="auto" w:beforeLines="100"/>
+        <w:ind w:left="0"/>
+        <w:jc w:val="left"/>
+      </w:pPr>
+      <w:r>
+        <w:rPr>
+          <w:rFonts w:ascii="宋体" w:hAnsi="Times New Roman" w:eastAsia="宋体"/>
+          <w:b w:val="false"/>
+          <w:i w:val="false"/>
+          <w:color w:val="000000"/>
+          <w:sz w:val="22"/>
+        </w:rPr>
+        <w:t>edit_class.html</w:t>
+      </w:r>
+    </w:p>
+    <w:bookmarkEnd w:id="53"/>
+    <w:bookmarkStart w:name="yfp6G" w:id="54"/>
+    <w:p>
+      <w:pPr>
+        <w:pStyle w:val="ne-codeblock"/>
+        <w:pBdr>
+          <w:top w:val="single" w:sz="4" w:space="1" w:color="404040" w:themeColor="text1"/>
+          <w:left w:val="single" w:sz="4" w:space="4" w:color="404040" w:themeColor="text1"/>
+          <w:bottom w:val="single" w:sz="4" w:space="1" w:color="404040" w:themeColor="text1"/>
+          <w:right w:val="single" w:sz="4" w:space="4" w:color="404040" w:themeColor="text1"/>
+        </w:pBdr>
+        <w:shd w:color="auto" w:fill="F2F2F2" w:val="clear"/>
+        <w:spacing w:after="50" w:line="360" w:lineRule="auto" w:beforeLines="100"/>
+        <w:ind w:left="0"/>
+        <w:jc w:val="left"/>
+      </w:pPr>
+      <w:r>
+        <w:rPr>
+          <w:rFonts w:ascii="宋体" w:hAnsi="Courier New" w:eastAsia="宋体"/>
+          <w:color w:val="000000"/>
+          <w:sz w:val="20"/>
+        </w:rPr>
+        <w:t/>
+        <w:t>&lt;!DOCTYPE html&gt;</w:t>
+        <w:br/>
+        <w:t>&lt;html lang="zh-CN"&gt;</w:t>
+        <w:br/>
+        <w:t>&lt;head&gt;</w:t>
+        <w:br/>
+        <w:t xml:space="preserve">    &lt;meta charset="UTF-8"&gt;</w:t>
+        <w:br/>
+        <w:t xml:space="preserve">    &lt;meta name="viewport" content="width=device-width, initial-scale=1.0"&gt;</w:t>
+        <w:br/>
+        <w:t xml:space="preserve">    &lt;title&gt;编辑班级&lt;/title&gt;</w:t>
+        <w:br/>
+        <w:t xml:space="preserve">    &lt;link href="https://fastly.jsdelivr.net/npm/bootstrap@5.3.0/dist/css/bootstrap.min.css" rel="stylesheet"&gt;</w:t>
+        <w:br/>
+        <w:t>&lt;/head&gt;</w:t>
+        <w:br/>
+        <w:t>&lt;body&gt;</w:t>
+        <w:br/>
+        <w:t xml:space="preserve">    &lt;div class="container mt-5"&gt;</w:t>
+        <w:br/>
+        <w:t xml:space="preserve">        &lt;h1 class="text-center mb-4"&gt;编辑班级&lt;/h1&gt;</w:t>
+        <w:br/>
+        <w:t xml:space="preserve">        &lt;div class="row justify-content-center"&gt;</w:t>
+        <w:br/>
+        <w:t xml:space="preserve">            &lt;div class="col-md-6"&gt;</w:t>
+        <w:br/>
+        <w:t xml:space="preserve">                &lt;form method="post" class="border p-4 rounded bg-light"&gt;</w:t>
+        <w:br/>
+        <w:t xml:space="preserve">                    {% csrf_token %}</w:t>
+        <w:br/>
+        <w:t xml:space="preserve">                    &lt;div class="mb-3"&gt;</w:t>
+        <w:br/>
+        <w:t xml:space="preserve">                        &lt;label for="name" class="form-label"&gt;班级名称&lt;/label&gt;</w:t>
+        <w:br/>
+        <w:t xml:space="preserve">                        &lt;input type="text" id="name" name="name" class="form-control" value="{{ class.name }}" placeholder="请输入班级名称" required&gt;</w:t>
+        <w:br/>
+        <w:t xml:space="preserve">                    &lt;/div&gt;</w:t>
+        <w:br/>
+        <w:t xml:space="preserve">                    &lt;button type="submit" class="btn btn-primary w-100"&gt;提交&lt;/button&gt;</w:t>
+        <w:br/>
+        <w:t xml:space="preserve">                &lt;/form&gt;</w:t>
+        <w:br/>
+        <w:t xml:space="preserve">                &lt;div class="mt-3 text-center"&gt;</w:t>
+        <w:br/>
+        <w:t xml:space="preserve">                    &lt;a href="{% url 'classes:list_class' %}" class="btn btn-secondary"&gt;返回列表&lt;/a&gt;</w:t>
+        <w:br/>
+        <w:t xml:space="preserve">                &lt;/div&gt;</w:t>
+        <w:br/>
+        <w:t xml:space="preserve">            &lt;/div&gt;</w:t>
+        <w:br/>
+        <w:t xml:space="preserve">        &lt;/div&gt;</w:t>
+        <w:br/>
+        <w:t xml:space="preserve">    &lt;/div&gt;</w:t>
+        <w:br/>
+        <w:t xml:space="preserve">    &lt;script src="https://fastly.jsdelivr.net/npm/bootstrap@5.3.0/dist/js/bootstrap.bundle.min.js"&gt;&lt;/script&gt;</w:t>
+        <w:br/>
+        <w:t>&lt;/body&gt;</w:t>
+        <w:br/>
+        <w:t>&lt;/html&gt;</w:t>
+        <w:br/>
+      </w:r>
+    </w:p>
+    <w:bookmarkEnd w:id="54"/>
+    <w:bookmarkStart w:name="u3cb15485" w:id="55"/>
+    <w:p>
+      <w:pPr>
+        <w:spacing w:after="50" w:line="360" w:lineRule="auto" w:beforeLines="100"/>
+        <w:ind w:left="0"/>
+        <w:jc w:val="left"/>
+      </w:pPr>
+      <w:r>
+        <w:rPr>
+          <w:rFonts w:ascii="宋体" w:hAnsi="Times New Roman" w:eastAsia="宋体"/>
+          <w:b w:val="false"/>
+          <w:i w:val="false"/>
+          <w:color w:val="000000"/>
+          <w:sz w:val="22"/>
+        </w:rPr>
+        <w:t>list_class.html</w:t>
+      </w:r>
+    </w:p>
+    <w:bookmarkEnd w:id="55"/>
+    <w:bookmarkStart w:name="HWjAH" w:id="56"/>
+    <w:p>
+      <w:pPr>
+        <w:pStyle w:val="ne-codeblock"/>
+        <w:pBdr>
+          <w:top w:val="single" w:sz="4" w:space="1" w:color="404040" w:themeColor="text1"/>
+          <w:left w:val="single" w:sz="4" w:space="4" w:color="404040" w:themeColor="text1"/>
+          <w:bottom w:val="single" w:sz="4" w:space="1" w:color="404040" w:themeColor="text1"/>
+          <w:right w:val="single" w:sz="4" w:space="4" w:color="404040" w:themeColor="text1"/>
+        </w:pBdr>
+        <w:shd w:color="auto" w:fill="F2F2F2" w:val="clear"/>
+        <w:spacing w:after="50" w:line="360" w:lineRule="auto" w:beforeLines="100"/>
+        <w:ind w:left="0"/>
+        <w:jc w:val="left"/>
+      </w:pPr>
+      <w:r>
+        <w:rPr>
+          <w:rFonts w:ascii="宋体" w:hAnsi="Courier New" w:eastAsia="宋体"/>
+          <w:color w:val="000000"/>
+          <w:sz w:val="20"/>
+        </w:rPr>
+        <w:t/>
+        <w:t>&lt;!DOCTYPE html&gt;</w:t>
+        <w:br/>
+        <w:t>&lt;html lang="zh-CN"&gt;</w:t>
+        <w:br/>
+        <w:t>&lt;head&gt;</w:t>
+        <w:br/>
+        <w:t xml:space="preserve">    &lt;meta charset="UTF-8"&gt;</w:t>
+        <w:br/>
+        <w:t xml:space="preserve">    &lt;meta name="viewport" content="width=device-width, initial-scale=1.0"&gt;</w:t>
+        <w:br/>
+        <w:t xml:space="preserve">    &lt;title&gt;班级列表&lt;/title&gt;</w:t>
+        <w:br/>
+        <w:t xml:space="preserve">    &lt;link href="https://fastly.jsdelivr.net/npm/bootstrap@5.3.0/dist/css/bootstrap.min.css" rel="stylesheet"&gt;</w:t>
+        <w:br/>
+        <w:t>&lt;/head&gt;</w:t>
+        <w:br/>
+        <w:t>&lt;body&gt;</w:t>
+        <w:br/>
+        <w:t xml:space="preserve">    &lt;div class="container mt-5"&gt;</w:t>
+        <w:br/>
+        <w:t xml:space="preserve">        &lt;h1 class="text-center mb-4"&gt;班级列表&lt;/h1&gt;</w:t>
+        <w:br/>
+        <w:t xml:space="preserve">        &lt;!-- 查询表单 --&gt;</w:t>
+        <w:br/>
+        <w:t xml:space="preserve">        &lt;form method="get" class="mb-4"&gt;</w:t>
+        <w:br/>
+        <w:t xml:space="preserve">            &lt;div class="row g-3"&gt;</w:t>
+        <w:br/>
+        <w:t xml:space="preserve">                &lt;div class="col-md-6"&gt;</w:t>
+        <w:br/>
+        <w:t xml:space="preserve">                    &lt;label for="name" class="form-label"&gt;班级名称&lt;/label&gt;</w:t>
+        <w:br/>
+        <w:t xml:space="preserve">                    &lt;input type="text" id="name" name="name" class="form-control" value="{{ name }}" placeholder="请输入班级名称"&gt;</w:t>
+        <w:br/>
+        <w:t xml:space="preserve">                &lt;/div&gt;</w:t>
+        <w:br/>
+        <w:t xml:space="preserve">            &lt;/div&gt;</w:t>
+        <w:br/>
+        <w:t xml:space="preserve">            &lt;div class="mt-3"&gt;</w:t>
+        <w:br/>
+        <w:t xml:space="preserve">                &lt;button type="submit" class="btn btn-primary"&gt;查询&lt;/button&gt;</w:t>
+        <w:br/>
+        <w:t xml:space="preserve">                &lt;a href="{% url 'classes:list_class' %}" class="btn btn-secondary"&gt;重置&lt;/a&gt;</w:t>
+        <w:br/>
+        <w:t xml:space="preserve">                &lt;a href="{% url 'classes:add_class' %}" class="btn btn-success"&gt;添加班级&lt;/a&gt;</w:t>
+        <w:br/>
+        <w:t xml:space="preserve">            &lt;/div&gt;</w:t>
+        <w:br/>
+        <w:t xml:space="preserve">        &lt;/form&gt;</w:t>
+        <w:br/>
+        <w:t xml:space="preserve">        &lt;div class="table-responsive"&gt;</w:t>
+        <w:br/>
+        <w:t xml:space="preserve">            &lt;table class="table table-striped table-hover table-bordered"&gt;</w:t>
+        <w:br/>
+        <w:t xml:space="preserve">                &lt;thead class="table-dark"&gt;</w:t>
+        <w:br/>
+        <w:t xml:space="preserve">                    &lt;tr&gt;</w:t>
+        <w:br/>
+        <w:t xml:space="preserve">                        &lt;th&gt;ID&lt;/th&gt;</w:t>
+        <w:br/>
+        <w:t xml:space="preserve">                        &lt;th&gt;班级名称&lt;/th&gt;</w:t>
+        <w:br/>
+        <w:t xml:space="preserve">                        &lt;th&gt;操作&lt;/th&gt;</w:t>
+        <w:br/>
+        <w:t xml:space="preserve">                    &lt;/tr&gt;</w:t>
+        <w:br/>
+        <w:t xml:space="preserve">                &lt;/thead&gt;</w:t>
+        <w:br/>
+        <w:t xml:space="preserve">                &lt;tbody&gt;</w:t>
+        <w:br/>
+        <w:t xml:space="preserve">                    {% for class in page_obj %}</w:t>
+        <w:br/>
+        <w:t xml:space="preserve">                    &lt;tr&gt;</w:t>
+        <w:br/>
+        <w:t xml:space="preserve">                        &lt;td&gt;{{ class.id }}&lt;/td&gt;</w:t>
+        <w:br/>
+        <w:t xml:space="preserve">                        &lt;td&gt;{{ class.name }}&lt;/td&gt;</w:t>
+        <w:br/>
+        <w:t xml:space="preserve">                        &lt;td&gt;</w:t>
+        <w:br/>
+        <w:t xml:space="preserve">                            &lt;a href="{% url 'classes:edit_class' class.pk %}" class="btn btn-sm btn-warning"&gt;编辑&lt;/a&gt;</w:t>
+        <w:br/>
+        <w:t xml:space="preserve">                            &lt;a href="{% url 'classes:delete_class' class.pk %}" class="btn btn-sm btn-danger"&gt;删除&lt;/a&gt;</w:t>
+        <w:br/>
+        <w:t xml:space="preserve">                        &lt;/td&gt;</w:t>
+        <w:br/>
+        <w:t xml:space="preserve">                    &lt;/tr&gt;</w:t>
+        <w:br/>
+        <w:t xml:space="preserve">                    {% empty %}</w:t>
+        <w:br/>
+        <w:t xml:space="preserve">                    &lt;tr&gt;</w:t>
+        <w:br/>
+        <w:t xml:space="preserve">                        &lt;td colspan="3" class="text-center"&gt;暂无班级记录&lt;/td&gt;</w:t>
+        <w:br/>
+        <w:t xml:space="preserve">                    &lt;/tr&gt;</w:t>
+        <w:br/>
+        <w:t xml:space="preserve">                    {% endfor %}</w:t>
+        <w:br/>
+        <w:t xml:space="preserve">                &lt;/tbody&gt;</w:t>
+        <w:br/>
+        <w:t xml:space="preserve">            &lt;/table&gt;</w:t>
+        <w:br/>
+        <w:t xml:space="preserve">        &lt;/div&gt;</w:t>
+        <w:br/>
+        <w:t xml:space="preserve">        {% if page_obj.has_other_pages %}</w:t>
+        <w:br/>
+        <w:t xml:space="preserve">        &lt;nav aria-label="Page navigation"&gt;</w:t>
+        <w:br/>
+        <w:t xml:space="preserve">            &lt;ul class="pagination justify-content-center"&gt;</w:t>
+        <w:br/>
+        <w:t xml:space="preserve">                {% if page_obj.has_previous %}</w:t>
+        <w:br/>
+        <w:t xml:space="preserve">                &lt;li class="page-item"&gt;</w:t>
+        <w:br/>
+        <w:t xml:space="preserve">                    &lt;a class="page-link" href="?page={{ page_obj.previous_page_number }}{% if name %}&amp;name={{ name }}{% endif %}"&gt;上一页&lt;/a&gt;</w:t>
+        <w:br/>
+        <w:t xml:space="preserve">                &lt;/li&gt;</w:t>
+        <w:br/>
+        <w:t xml:space="preserve">                {% else %}</w:t>
+        <w:br/>
+        <w:t xml:space="preserve">                &lt;li class="page-item disabled"&gt;</w:t>
+        <w:br/>
+        <w:t xml:space="preserve">                    &lt;span class="page-link"&gt;上一页&lt;/span&gt;</w:t>
+        <w:br/>
+        <w:t xml:space="preserve">                &lt;/li&gt;</w:t>
+        <w:br/>
+        <w:t xml:space="preserve">                {% endif %}</w:t>
+        <w:br/>
+        <w:t xml:space="preserve">                </w:t>
+        <w:br/>
+        <w:t xml:space="preserve">                {% for num in page_obj.paginator.page_range %}</w:t>
+        <w:br/>
+        <w:t xml:space="preserve">                    {% if page_obj.number == num %}</w:t>
+        <w:br/>
+        <w:t xml:space="preserve">                    &lt;li class="page-item active"&gt;</w:t>
+        <w:br/>
+        <w:t xml:space="preserve">                        &lt;span class="page-link"&gt;{{ num }}&lt;/span&gt;</w:t>
+        <w:br/>
+        <w:t xml:space="preserve">                    &lt;/li&gt;</w:t>
+        <w:br/>
+        <w:t xml:space="preserve">                    {% else %}</w:t>
+        <w:br/>
+        <w:t xml:space="preserve">                    &lt;li class="page-item"&gt;</w:t>
+        <w:br/>
+        <w:t xml:space="preserve">                        &lt;a class="page-link" href="?page={{ num }}{% if name %}&amp;name={{ name }}{% endif %}"&gt;{{ num }}&lt;/a&gt;</w:t>
+        <w:br/>
+        <w:t xml:space="preserve">                    &lt;/li&gt;</w:t>
+        <w:br/>
+        <w:t xml:space="preserve">                    {% endif %}</w:t>
+        <w:br/>
+        <w:t xml:space="preserve">                {% endfor %}</w:t>
+        <w:br/>
+        <w:t xml:space="preserve">                </w:t>
+        <w:br/>
+        <w:t xml:space="preserve">                {% if page_obj.has_next %}</w:t>
+        <w:br/>
+        <w:t xml:space="preserve">                &lt;li class="page-item"&gt;</w:t>
+        <w:br/>
+        <w:t xml:space="preserve">                    &lt;a class="page-link" href="?page={{ page_obj.next_page_number }}{% if name %}&amp;name={{ name }}{% endif %}"&gt;下一页&lt;/a&gt;</w:t>
+        <w:br/>
+        <w:t xml:space="preserve">                &lt;/li&gt;</w:t>
+        <w:br/>
+        <w:t xml:space="preserve">                {% else %}</w:t>
+        <w:br/>
+        <w:t xml:space="preserve">                &lt;li class="page-item disabled"&gt;</w:t>
+        <w:br/>
+        <w:t xml:space="preserve">                    &lt;span class="page-link"&gt;下一页&lt;/span&gt;</w:t>
+        <w:br/>
+        <w:t xml:space="preserve">                &lt;/li&gt;</w:t>
+        <w:br/>
+        <w:t xml:space="preserve">                {% endif %}</w:t>
+        <w:br/>
+        <w:t xml:space="preserve">                </w:t>
+        <w:br/>
+        <w:t xml:space="preserve">                &lt;li class="page-item disabled"&gt;</w:t>
+        <w:br/>
+        <w:t xml:space="preserve">                    &lt;span class="page-link"&gt;第 {{ page_obj.number }} / {{ page_obj.paginator.num_pages }} 页&lt;/span&gt;</w:t>
+        <w:br/>
+        <w:t xml:space="preserve">                &lt;/li&gt;</w:t>
+        <w:br/>
+        <w:t xml:space="preserve">            &lt;/ul&gt;</w:t>
+        <w:br/>
+        <w:t xml:space="preserve">        &lt;/nav&gt;</w:t>
+        <w:br/>
+        <w:t xml:space="preserve">        {% endif %}</w:t>
+        <w:br/>
+        <w:t xml:space="preserve">    &lt;/div&gt;</w:t>
+        <w:br/>
+        <w:t xml:space="preserve">    &lt;script src="https://fastly.jsdelivr.net/npm/bootstrap@5.3.0/dist/js/bootstrap.bundle.min.js"&gt;&lt;/script&gt;</w:t>
+        <w:br/>
+        <w:t>&lt;/body&gt;</w:t>
+        <w:br/>
+        <w:t>&lt;/html&gt;</w:t>
+        <w:br/>
+      </w:r>
+    </w:p>
+    <w:bookmarkEnd w:id="56"/>
+    <w:bookmarkStart w:name="LMekg" w:id="57"/>
+    <w:p>
+      <w:pPr>
+        <w:pStyle w:val="Heading3"/>
+        <w:spacing w:after="50" w:line="360" w:lineRule="auto" w:beforeLines="100"/>
+        <w:ind w:left="0"/>
+        <w:jc w:val="left"/>
+      </w:pPr>
+      <w:r>
+        <w:rPr>
+          <w:rFonts w:ascii="宋体" w:hAnsi="Times New Roman" w:eastAsia="宋体"/>
+        </w:rPr>
+        <w:t>2.优化代码</w:t>
+      </w:r>
+    </w:p>
+    <w:bookmarkEnd w:id="57"/>
+    <w:bookmarkStart w:name="y5nsd" w:id="58"/>
+    <w:p>
+      <w:pPr>
+        <w:pStyle w:val="Heading4"/>
+        <w:spacing w:after="50" w:line="360" w:lineRule="auto" w:beforeLines="100"/>
+        <w:ind w:left="0"/>
+        <w:jc w:val="left"/>
+      </w:pPr>
+      <w:r>
+        <w:rPr>
+          <w:rFonts w:ascii="宋体" w:hAnsi="Times New Roman" w:eastAsia="宋体"/>
+        </w:rPr>
+        <w:t>2.1.解决bug</w:t>
+      </w:r>
+    </w:p>
+    <w:bookmarkEnd w:id="58"/>
+    <w:bookmarkStart w:name="u97f39e4e" w:id="59"/>
+    <w:p>
+      <w:pPr>
+        <w:spacing w:after="50" w:line="360" w:lineRule="auto" w:beforeLines="100"/>
+        <w:ind w:left="0"/>
+        <w:jc w:val="left"/>
+      </w:pPr>
+      <w:r>
+        <w:rPr>
+          <w:rFonts w:ascii="宋体" w:hAnsi="Times New Roman" w:eastAsia="宋体"/>
+          <w:b w:val="false"/>
+          <w:i w:val="false"/>
+          <w:color w:val="000000"/>
+          <w:sz w:val="22"/>
+        </w:rPr>
+        <w:t>启动服务器浏览班级管理的页面，发现页面无法打开，复制错误信息到对话框，让Trae自行解决bug。</w:t>
+      </w:r>
+    </w:p>
+    <w:bookmarkEnd w:id="59"/>
+    <w:bookmarkStart w:name="u494e4f21" w:id="60"/>
+    <w:p>
+      <w:pPr>
+        <w:spacing w:after="50" w:line="360" w:lineRule="auto" w:beforeLines="100"/>
+        <w:ind w:left="0"/>
+        <w:jc w:val="left"/>
+      </w:pPr>
+      <w:bookmarkStart w:name="u63fbe02b" w:id="61"/>
       <w:r>
         <w:rPr>
           <w:rFonts w:eastAsia="宋体" w:ascii="宋体"/>
@@ -997,26 +1918,10 @@
           </wp:inline>
         </w:drawing>
       </w:r>
-      <w:bookmarkEnd w:id="39"/>
-    </w:p>
-    <w:bookmarkEnd w:id="38"/>
-    <w:bookmarkStart w:name="zDulV" w:id="40"/>
-    <w:p>
-      <w:pPr>
-        <w:pStyle w:val="Heading4"/>
-        <w:spacing w:after="50" w:line="360" w:lineRule="auto" w:beforeLines="100"/>
-        <w:ind w:left="0"/>
-        <w:jc w:val="left"/>
-      </w:pPr>
-      <w:r>
-        <w:rPr>
-          <w:rFonts w:ascii="宋体" w:hAnsi="Times New Roman" w:eastAsia="宋体"/>
-        </w:rPr>
-        <w:t>2.2测试功能</w:t>
-      </w:r>
-    </w:p>
-    <w:bookmarkEnd w:id="40"/>
-    <w:bookmarkStart w:name="uc54bfc9f" w:id="41"/>
+      <w:bookmarkEnd w:id="61"/>
+    </w:p>
+    <w:bookmarkEnd w:id="60"/>
+    <w:bookmarkStart w:name="u9d85d3d0" w:id="62"/>
     <w:p>
       <w:pPr>
         <w:spacing w:after="50" w:line="360" w:lineRule="auto" w:beforeLines="100"/>
@@ -1031,11 +1936,27 @@
           <w:color w:val="000000"/>
           <w:sz w:val="22"/>
         </w:rPr>
-        <w:t>发现列表页面无法读取数据库信息。</w:t>
-      </w:r>
-    </w:p>
-    <w:bookmarkEnd w:id="41"/>
-    <w:bookmarkStart w:name="ua45c1f06" w:id="42"/>
+        <w:t>等待修复完成再重新启动服务器测试。</w:t>
+      </w:r>
+    </w:p>
+    <w:bookmarkEnd w:id="62"/>
+    <w:bookmarkStart w:name="zDulV" w:id="63"/>
+    <w:p>
+      <w:pPr>
+        <w:pStyle w:val="Heading4"/>
+        <w:spacing w:after="50" w:line="360" w:lineRule="auto" w:beforeLines="100"/>
+        <w:ind w:left="0"/>
+        <w:jc w:val="left"/>
+      </w:pPr>
+      <w:r>
+        <w:rPr>
+          <w:rFonts w:ascii="宋体" w:hAnsi="Times New Roman" w:eastAsia="宋体"/>
+        </w:rPr>
+        <w:t>2.2测试功能</w:t>
+      </w:r>
+    </w:p>
+    <w:bookmarkEnd w:id="63"/>
+    <w:bookmarkStart w:name="uc54bfc9f" w:id="64"/>
     <w:p>
       <w:pPr>
         <w:spacing w:after="50" w:line="360" w:lineRule="auto" w:beforeLines="100"/>
@@ -1050,18 +1971,37 @@
           <w:color w:val="000000"/>
           <w:sz w:val="22"/>
         </w:rPr>
+        <w:t>发现列表页面无法读取数据库信息。</w:t>
+      </w:r>
+    </w:p>
+    <w:bookmarkEnd w:id="64"/>
+    <w:bookmarkStart w:name="ua45c1f06" w:id="65"/>
+    <w:p>
+      <w:pPr>
+        <w:spacing w:after="50" w:line="360" w:lineRule="auto" w:beforeLines="100"/>
+        <w:ind w:left="0"/>
+        <w:jc w:val="left"/>
+      </w:pPr>
+      <w:r>
+        <w:rPr>
+          <w:rFonts w:ascii="宋体" w:hAnsi="Times New Roman" w:eastAsia="宋体"/>
+          <w:b w:val="false"/>
+          <w:i w:val="false"/>
+          <w:color w:val="000000"/>
+          <w:sz w:val="22"/>
+        </w:rPr>
         <w:t>在对话框中发送命令：班级列表无法读取数据库信息</w:t>
       </w:r>
     </w:p>
-    <w:bookmarkEnd w:id="42"/>
-    <w:bookmarkStart w:name="u21ea27b6" w:id="43"/>
-    <w:p>
-      <w:pPr>
-        <w:spacing w:after="50" w:line="360" w:lineRule="auto" w:beforeLines="100"/>
-        <w:ind w:left="0"/>
-        <w:jc w:val="left"/>
-      </w:pPr>
-      <w:bookmarkStart w:name="ufd6127fe" w:id="44"/>
+    <w:bookmarkEnd w:id="65"/>
+    <w:bookmarkStart w:name="u21ea27b6" w:id="66"/>
+    <w:p>
+      <w:pPr>
+        <w:spacing w:after="50" w:line="360" w:lineRule="auto" w:beforeLines="100"/>
+        <w:ind w:left="0"/>
+        <w:jc w:val="left"/>
+      </w:pPr>
+      <w:bookmarkStart w:name="ufd6127fe" w:id="67"/>
       <w:r>
         <w:rPr>
           <w:rFonts w:eastAsia="宋体" w:ascii="宋体"/>
@@ -1102,10 +2042,10 @@
           </wp:inline>
         </w:drawing>
       </w:r>
-      <w:bookmarkEnd w:id="44"/>
-    </w:p>
-    <w:bookmarkEnd w:id="43"/>
-    <w:bookmarkStart w:name="u7e03d4af" w:id="45"/>
+      <w:bookmarkEnd w:id="67"/>
+    </w:p>
+    <w:bookmarkEnd w:id="66"/>
+    <w:bookmarkStart w:name="u7e03d4af" w:id="68"/>
     <w:p>
       <w:pPr>
         <w:spacing w:after="50" w:line="360" w:lineRule="auto" w:beforeLines="100"/>
@@ -1123,15 +2063,15 @@
         <w:t>测试发现班级表单过滤功能无效，在对话框中发送命令：班级表单过滤功能无效</w:t>
       </w:r>
     </w:p>
-    <w:bookmarkEnd w:id="45"/>
-    <w:bookmarkStart w:name="u2baacdde" w:id="46"/>
-    <w:p>
-      <w:pPr>
-        <w:spacing w:after="50" w:line="360" w:lineRule="auto" w:beforeLines="100"/>
-        <w:ind w:left="0"/>
-        <w:jc w:val="left"/>
-      </w:pPr>
-      <w:bookmarkStart w:name="uede823d0" w:id="47"/>
+    <w:bookmarkEnd w:id="68"/>
+    <w:bookmarkStart w:name="u2baacdde" w:id="69"/>
+    <w:p>
+      <w:pPr>
+        <w:spacing w:after="50" w:line="360" w:lineRule="auto" w:beforeLines="100"/>
+        <w:ind w:left="0"/>
+        <w:jc w:val="left"/>
+      </w:pPr>
+      <w:bookmarkStart w:name="uede823d0" w:id="70"/>
       <w:r>
         <w:rPr>
           <w:rFonts w:eastAsia="宋体" w:ascii="宋体"/>
@@ -1172,10 +2112,10 @@
           </wp:inline>
         </w:drawing>
       </w:r>
-      <w:bookmarkEnd w:id="47"/>
-    </w:p>
-    <w:bookmarkEnd w:id="46"/>
-    <w:bookmarkStart w:name="udf9f91d1" w:id="48"/>
+      <w:bookmarkEnd w:id="70"/>
+    </w:p>
+    <w:bookmarkEnd w:id="69"/>
+    <w:bookmarkStart w:name="udf9f91d1" w:id="71"/>
     <w:p>
       <w:pPr>
         <w:spacing w:after="50" w:line="360" w:lineRule="auto" w:beforeLines="100"/>
@@ -1190,18 +2130,18 @@
           <w:color w:val="000000"/>
           <w:sz w:val="22"/>
         </w:rPr>
-        <w:t>测试发现列表没有分布功能，在对话框中发送命令：班级列表增加分页功能</w:t>
-      </w:r>
-    </w:p>
-    <w:bookmarkEnd w:id="48"/>
-    <w:bookmarkStart w:name="ufaa46ded" w:id="49"/>
-    <w:p>
-      <w:pPr>
-        <w:spacing w:after="50" w:line="360" w:lineRule="auto" w:beforeLines="100"/>
-        <w:ind w:left="0"/>
-        <w:jc w:val="left"/>
-      </w:pPr>
-      <w:bookmarkStart w:name="u0225415c" w:id="50"/>
+        <w:t>测试发现列表没有分页功能，在对话框中发送命令：班级列表增加分页功能</w:t>
+      </w:r>
+    </w:p>
+    <w:bookmarkEnd w:id="71"/>
+    <w:bookmarkStart w:name="ufaa46ded" w:id="72"/>
+    <w:p>
+      <w:pPr>
+        <w:spacing w:after="50" w:line="360" w:lineRule="auto" w:beforeLines="100"/>
+        <w:ind w:left="0"/>
+        <w:jc w:val="left"/>
+      </w:pPr>
+      <w:bookmarkStart w:name="u0225415c" w:id="73"/>
       <w:r>
         <w:rPr>
           <w:rFonts w:eastAsia="宋体" w:ascii="宋体"/>
@@ -1242,10 +2182,10 @@
           </wp:inline>
         </w:drawing>
       </w:r>
-      <w:bookmarkEnd w:id="50"/>
-    </w:p>
-    <w:bookmarkEnd w:id="49"/>
-    <w:bookmarkStart w:name="u65df6770" w:id="51"/>
+      <w:bookmarkEnd w:id="73"/>
+    </w:p>
+    <w:bookmarkEnd w:id="72"/>
+    <w:bookmarkStart w:name="u65df6770" w:id="74"/>
     <w:p>
       <w:pPr>
         <w:spacing w:after="50" w:line="360" w:lineRule="auto" w:beforeLines="100"/>
@@ -1263,40 +2203,22 @@
         <w:t>测试发现编辑班级时未显示班级名称，在对话框中发送命令：编辑班级未显示班级名称</w:t>
       </w:r>
     </w:p>
-    <w:bookmarkEnd w:id="51"/>
-    <w:bookmarkStart w:name="u9feb7712" w:id="52"/>
-    <w:bookmarkEnd w:id="52"/>
-    <w:bookmarkStart w:name="K7ibv" w:id="53"/>
-    <w:p>
-      <w:pPr>
-        <w:pStyle w:val="Heading4"/>
-        <w:spacing w:after="50" w:line="360" w:lineRule="auto" w:beforeLines="100"/>
-        <w:ind w:left="0"/>
-        <w:jc w:val="left"/>
-      </w:pPr>
-      <w:r>
-        <w:rPr>
-          <w:rFonts w:ascii="宋体" w:hAnsi="Times New Roman" w:eastAsia="宋体"/>
-        </w:rPr>
-        <w:t>2.3 保持风格一致性</w:t>
-      </w:r>
-    </w:p>
-    <w:bookmarkEnd w:id="53"/>
-    <w:bookmarkStart w:name="uf8e2bd74" w:id="54"/>
-    <w:p>
-      <w:pPr>
-        <w:spacing w:after="50" w:line="360" w:lineRule="auto" w:beforeLines="100"/>
-        <w:ind w:left="0"/>
-        <w:jc w:val="left"/>
-      </w:pPr>
-      <w:bookmarkStart w:name="u7ded3637" w:id="55"/>
+    <w:bookmarkEnd w:id="74"/>
+    <w:bookmarkStart w:name="u9feb7712" w:id="75"/>
+    <w:p>
+      <w:pPr>
+        <w:spacing w:after="50" w:line="360" w:lineRule="auto" w:beforeLines="100"/>
+        <w:ind w:left="0"/>
+        <w:jc w:val="left"/>
+      </w:pPr>
+      <w:bookmarkStart w:name="u17214fd3" w:id="76"/>
       <w:r>
         <w:rPr>
           <w:rFonts w:eastAsia="宋体" w:ascii="宋体"/>
         </w:rPr>
         <w:drawing>
           <wp:inline distT="0" distB="0" distL="0" distR="0">
-            <wp:extent cx="3098800" cy="4881195"/>
+            <wp:extent cx="3115733" cy="5026543"/>
             <wp:effectExtent l="0" t="0" r="0" b="0"/>
             <wp:docPr id="0" name="" descr=""/>
             <wp:cNvGraphicFramePr>
@@ -1318,6 +2240,92 @@
                   <pic:spPr>
                     <a:xfrm>
                       <a:off x="0" y="0"/>
+                      <a:ext cx="3115733" cy="5026543"/>
+                    </a:xfrm>
+                    <a:prstGeom prst="rect">
+                      <a:avLst/>
+                    </a:prstGeom>
+                  </pic:spPr>
+                </pic:pic>
+              </a:graphicData>
+            </a:graphic>
+          </wp:inline>
+        </w:drawing>
+      </w:r>
+      <w:bookmarkEnd w:id="76"/>
+    </w:p>
+    <w:bookmarkEnd w:id="75"/>
+    <w:bookmarkStart w:name="K7ibv" w:id="77"/>
+    <w:p>
+      <w:pPr>
+        <w:pStyle w:val="Heading4"/>
+        <w:spacing w:after="50" w:line="360" w:lineRule="auto" w:beforeLines="100"/>
+        <w:ind w:left="0"/>
+        <w:jc w:val="left"/>
+      </w:pPr>
+      <w:r>
+        <w:rPr>
+          <w:rFonts w:ascii="宋体" w:hAnsi="Times New Roman" w:eastAsia="宋体"/>
+        </w:rPr>
+        <w:t>2.3 保持风格一致性</w:t>
+      </w:r>
+    </w:p>
+    <w:bookmarkEnd w:id="77"/>
+    <w:bookmarkStart w:name="u5593c8ad" w:id="78"/>
+    <w:p>
+      <w:pPr>
+        <w:spacing w:after="50" w:line="360" w:lineRule="auto" w:beforeLines="100"/>
+        <w:ind w:left="0"/>
+        <w:jc w:val="left"/>
+      </w:pPr>
+      <w:r>
+        <w:rPr>
+          <w:rFonts w:ascii="宋体" w:hAnsi="Times New Roman" w:eastAsia="宋体"/>
+          <w:b w:val="false"/>
+          <w:i w:val="false"/>
+          <w:color w:val="000000"/>
+          <w:sz w:val="22"/>
+        </w:rPr>
+        <w:t>为了项目的整体风格一致，让班级管理应用依照学生管理的界面风格进行调整。</w:t>
+      </w:r>
+    </w:p>
+    <w:bookmarkEnd w:id="78"/>
+    <w:bookmarkStart w:name="uf8e2bd74" w:id="79"/>
+    <w:p>
+      <w:pPr>
+        <w:spacing w:after="50" w:line="360" w:lineRule="auto" w:beforeLines="100"/>
+        <w:ind w:left="0"/>
+        <w:jc w:val="left"/>
+      </w:pPr>
+      <w:bookmarkStart w:name="u7ded3637" w:id="80"/>
+      <w:r>
+        <w:rPr>
+          <w:rFonts w:eastAsia="宋体" w:ascii="宋体"/>
+        </w:rPr>
+        <w:drawing>
+          <wp:inline distT="0" distB="0" distL="0" distR="0">
+            <wp:extent cx="3098800" cy="4881195"/>
+            <wp:effectExtent l="0" t="0" r="0" b="0"/>
+            <wp:docPr id="0" name="" descr=""/>
+            <wp:cNvGraphicFramePr>
+              <a:graphicFrameLocks noChangeAspect="true"/>
+            </wp:cNvGraphicFramePr>
+            <a:graphic>
+              <a:graphicData uri="http://schemas.openxmlformats.org/drawingml/2006/picture">
+                <pic:pic>
+                  <pic:nvPicPr>
+                    <pic:cNvPr id="1" name=""/>
+                    <pic:cNvPicPr/>
+                  </pic:nvPicPr>
+                  <pic:blipFill>
+                    <a:blip r:embed="rId17"/>
+                    <a:stretch>
+                      <a:fillRect/>
+                    </a:stretch>
+                  </pic:blipFill>
+                  <pic:spPr>
+                    <a:xfrm>
+                      <a:off x="0" y="0"/>
                       <a:ext cx="3098800" cy="4881195"/>
                     </a:xfrm>
                     <a:prstGeom prst="rect">
@@ -1330,13 +2338,13 @@
           </wp:inline>
         </w:drawing>
       </w:r>
-      <w:bookmarkEnd w:id="55"/>
-    </w:p>
-    <w:bookmarkEnd w:id="54"/>
-    <w:bookmarkStart w:name="uf808c317" w:id="56"/>
-    <w:bookmarkEnd w:id="56"/>
-    <w:bookmarkStart w:name="u16436541" w:id="57"/>
-    <w:bookmarkEnd w:id="57"/>
+      <w:bookmarkEnd w:id="80"/>
+    </w:p>
+    <w:bookmarkEnd w:id="79"/>
+    <w:bookmarkStart w:name="uf808c317" w:id="81"/>
+    <w:bookmarkEnd w:id="81"/>
+    <w:bookmarkStart w:name="u16436541" w:id="82"/>
+    <w:bookmarkEnd w:id="82"/>
     <w:sectPr>
       <w:pgSz w:w="11907" w:h="16839" w:code="9"/>
       <w:pgMar w:top="1440" w:right="1440" w:bottom="1440" w:left="1440"/>
@@ -1346,11 +2354,11 @@
 </file>
 
 <file path=word/numbering.xml><?xml version="1.0" encoding="utf-8"?>
-<w:numbering xmlns:w="http://schemas.openxmlformats.org/wordprocessingml/2006/main" xmlns:r="http://schemas.openxmlformats.org/officeDocument/2006/relationships" xmlns:m="http://schemas.openxmlformats.org/officeDocument/2006/math" xmlns:w14="http://schemas.microsoft.com/office/word/2010/wordml" xmlns:w15="http://schemas.microsoft.com/office/word/2012/wordml" xmlns:wp="http://schemas.openxmlformats.org/drawingml/2006/wordprocessingDrawing" xmlns:a="http://schemas.openxmlformats.org/drawingml/2006/main" xmlns:wp14="http://schemas.microsoft.com/office/word/2010/wordprocessingDrawing" xmlns:mc="http://schemas.openxmlformats.org/markup-compatibility/2006" xmlns:sl="http://schemas.openxmlformats.org/schemaLibrary/2006/main" xmlns:wne="http://schemas.microsoft.com/office/word/2006/wordml" xmlns:c="http://schemas.openxmlformats.org/drawingml/2006/chart" xmlns:cdr="http://schemas.openxmlformats.org/drawingml/2006/chartDrawing" xmlns:c14="http://schemas.microsoft.com/office/drawing/2007/8/2/chart" xmlns:dgm="http://schemas.openxmlformats.org/drawingml/2006/diagram" xmlns:pic="http://schemas.openxmlformats.org/drawingml/2006/picture" xmlns:xdr="http://schemas.openxmlformats.org/drawingml/2006/spreadsheetDrawing" xmlns:dsp="http://schemas.microsoft.com/office/drawing/2008/diagram" xmlns:xvml="urn:schemas-microsoft-com:office:excel" xmlns:o="urn:schemas-microsoft-com:office:office" xmlns:v="urn:schemas-microsoft-com:vml" xmlns:w10="urn:schemas-microsoft-com:office:word" xmlns:pvml="urn:schemas-microsoft-com:office:powerpoint" xmlns:cppr="http://schemas.microsoft.com/office/2006/coverPageProps" xmlns:odx="http://opendope.org/xpaths" xmlns:odc="http://opendope.org/conditions" xmlns:odq="http://opendope.org/questions" xmlns:oda="http://opendope.org/answers" xmlns:odi="http://opendope.org/components" xmlns:odgm="http://opendope.org/SmartArt/DataHierarchy" xmlns:b="http://schemas.openxmlformats.org/officeDocument/2006/bibliography" xmlns:wps="http://schemas.microsoft.com/office/word/2010/wordprocessingShape" xmlns:w16se="http://schemas.microsoft.com/office/word/2015/wordml/symex" xmlns:w16cid="http://schemas.microsoft.com/office/word/2016/wordml/cid" xmlns:wetp="http://schemas.microsoft.com/office/webextensions/taskpanes/2010/11" xmlns:we="http://schemas.microsoft.com/office/webextensions/webextension/2010/11" xmlns:comp="http://schemas.openxmlformats.org/drawingml/2006/compatibility" xmlns:lc="http://schemas.openxmlformats.org/drawingml/2006/lockedCanvas"/>
+<w:numbering xmlns:w="http://schemas.openxmlformats.org/wordprocessingml/2006/main" xmlns:w15="http://schemas.microsoft.com/office/word/2012/wordml" xmlns:w14="http://schemas.microsoft.com/office/word/2010/wordml" xmlns:r="http://schemas.openxmlformats.org/officeDocument/2006/relationships" xmlns:m="http://schemas.openxmlformats.org/officeDocument/2006/math" xmlns:wp="http://schemas.openxmlformats.org/drawingml/2006/wordprocessingDrawing" xmlns:a="http://schemas.openxmlformats.org/drawingml/2006/main" xmlns:wp14="http://schemas.microsoft.com/office/word/2010/wordprocessingDrawing" xmlns:mc="http://schemas.openxmlformats.org/markup-compatibility/2006" xmlns:sl="http://schemas.openxmlformats.org/schemaLibrary/2006/main" xmlns:wne="http://schemas.microsoft.com/office/word/2006/wordml" xmlns:c="http://schemas.openxmlformats.org/drawingml/2006/chart" xmlns:cdr="http://schemas.openxmlformats.org/drawingml/2006/chartDrawing" xmlns:c14="http://schemas.microsoft.com/office/drawing/2007/8/2/chart" xmlns:dgm="http://schemas.openxmlformats.org/drawingml/2006/diagram" xmlns:pic="http://schemas.openxmlformats.org/drawingml/2006/picture" xmlns:xdr="http://schemas.openxmlformats.org/drawingml/2006/spreadsheetDrawing" xmlns:dsp="http://schemas.microsoft.com/office/drawing/2008/diagram" xmlns:xvml="urn:schemas-microsoft-com:office:excel" xmlns:o="urn:schemas-microsoft-com:office:office" xmlns:v="urn:schemas-microsoft-com:vml" xmlns:w10="urn:schemas-microsoft-com:office:word" xmlns:pvml="urn:schemas-microsoft-com:office:powerpoint" xmlns:cppr="http://schemas.microsoft.com/office/2006/coverPageProps" xmlns:odx="http://opendope.org/xpaths" xmlns:odc="http://opendope.org/conditions" xmlns:odq="http://opendope.org/questions" xmlns:oda="http://opendope.org/answers" xmlns:odi="http://opendope.org/components" xmlns:odgm="http://opendope.org/SmartArt/DataHierarchy" xmlns:b="http://schemas.openxmlformats.org/officeDocument/2006/bibliography" xmlns:wps="http://schemas.microsoft.com/office/word/2010/wordprocessingShape" xmlns:w16se="http://schemas.microsoft.com/office/word/2015/wordml/symex" xmlns:w16cid="http://schemas.microsoft.com/office/word/2016/wordml/cid" xmlns:wetp="http://schemas.microsoft.com/office/webextensions/taskpanes/2010/11" xmlns:we="http://schemas.microsoft.com/office/webextensions/webextension/2010/11" xmlns:comp="http://schemas.openxmlformats.org/drawingml/2006/compatibility" xmlns:lc="http://schemas.openxmlformats.org/drawingml/2006/lockedCanvas"/>
 </file>
 
 <file path=word/styles.xml><?xml version="1.0" encoding="utf-8"?>
-<w:styles xmlns:w="http://schemas.openxmlformats.org/wordprocessingml/2006/main" xmlns:r="http://schemas.openxmlformats.org/officeDocument/2006/relationships" xmlns:m="http://schemas.openxmlformats.org/officeDocument/2006/math" xmlns:w14="http://schemas.microsoft.com/office/word/2010/wordml" xmlns:w15="http://schemas.microsoft.com/office/word/2012/wordml" xmlns:wp="http://schemas.openxmlformats.org/drawingml/2006/wordprocessingDrawing" xmlns:a="http://schemas.openxmlformats.org/drawingml/2006/main" xmlns:wp14="http://schemas.microsoft.com/office/word/2010/wordprocessingDrawing" xmlns:mc="http://schemas.openxmlformats.org/markup-compatibility/2006" xmlns:sl="http://schemas.openxmlformats.org/schemaLibrary/2006/main" xmlns:wne="http://schemas.microsoft.com/office/word/2006/wordml" xmlns:c="http://schemas.openxmlformats.org/drawingml/2006/chart" xmlns:cdr="http://schemas.openxmlformats.org/drawingml/2006/chartDrawing" xmlns:c14="http://schemas.microsoft.com/office/drawing/2007/8/2/chart" xmlns:dgm="http://schemas.openxmlformats.org/drawingml/2006/diagram" xmlns:pic="http://schemas.openxmlformats.org/drawingml/2006/picture" xmlns:xdr="http://schemas.openxmlformats.org/drawingml/2006/spreadsheetDrawing" xmlns:dsp="http://schemas.microsoft.com/office/drawing/2008/diagram" xmlns:xvml="urn:schemas-microsoft-com:office:excel" xmlns:o="urn:schemas-microsoft-com:office:office" xmlns:v="urn:schemas-microsoft-com:vml" xmlns:w10="urn:schemas-microsoft-com:office:word" xmlns:pvml="urn:schemas-microsoft-com:office:powerpoint" xmlns:cppr="http://schemas.microsoft.com/office/2006/coverPageProps" xmlns:odx="http://opendope.org/xpaths" xmlns:odc="http://opendope.org/conditions" xmlns:odq="http://opendope.org/questions" xmlns:oda="http://opendope.org/answers" xmlns:odi="http://opendope.org/components" xmlns:odgm="http://opendope.org/SmartArt/DataHierarchy" xmlns:b="http://schemas.openxmlformats.org/officeDocument/2006/bibliography" xmlns:wps="http://schemas.microsoft.com/office/word/2010/wordprocessingShape" xmlns:w16se="http://schemas.microsoft.com/office/word/2015/wordml/symex" xmlns:w16cid="http://schemas.microsoft.com/office/word/2016/wordml/cid" xmlns:wetp="http://schemas.microsoft.com/office/webextensions/taskpanes/2010/11" xmlns:we="http://schemas.microsoft.com/office/webextensions/webextension/2010/11" xmlns:comp="http://schemas.openxmlformats.org/drawingml/2006/compatibility" xmlns:lc="http://schemas.openxmlformats.org/drawingml/2006/lockedCanvas">
+<w:styles xmlns:w="http://schemas.openxmlformats.org/wordprocessingml/2006/main" xmlns:w15="http://schemas.microsoft.com/office/word/2012/wordml" xmlns:w14="http://schemas.microsoft.com/office/word/2010/wordml" xmlns:r="http://schemas.openxmlformats.org/officeDocument/2006/relationships" xmlns:m="http://schemas.openxmlformats.org/officeDocument/2006/math" xmlns:wp="http://schemas.openxmlformats.org/drawingml/2006/wordprocessingDrawing" xmlns:a="http://schemas.openxmlformats.org/drawingml/2006/main" xmlns:wp14="http://schemas.microsoft.com/office/word/2010/wordprocessingDrawing" xmlns:mc="http://schemas.openxmlformats.org/markup-compatibility/2006" xmlns:sl="http://schemas.openxmlformats.org/schemaLibrary/2006/main" xmlns:wne="http://schemas.microsoft.com/office/word/2006/wordml" xmlns:c="http://schemas.openxmlformats.org/drawingml/2006/chart" xmlns:cdr="http://schemas.openxmlformats.org/drawingml/2006/chartDrawing" xmlns:c14="http://schemas.microsoft.com/office/drawing/2007/8/2/chart" xmlns:dgm="http://schemas.openxmlformats.org/drawingml/2006/diagram" xmlns:pic="http://schemas.openxmlformats.org/drawingml/2006/picture" xmlns:xdr="http://schemas.openxmlformats.org/drawingml/2006/spreadsheetDrawing" xmlns:dsp="http://schemas.microsoft.com/office/drawing/2008/diagram" xmlns:xvml="urn:schemas-microsoft-com:office:excel" xmlns:o="urn:schemas-microsoft-com:office:office" xmlns:v="urn:schemas-microsoft-com:vml" xmlns:w10="urn:schemas-microsoft-com:office:word" xmlns:pvml="urn:schemas-microsoft-com:office:powerpoint" xmlns:cppr="http://schemas.microsoft.com/office/2006/coverPageProps" xmlns:odx="http://opendope.org/xpaths" xmlns:odc="http://opendope.org/conditions" xmlns:odq="http://opendope.org/questions" xmlns:oda="http://opendope.org/answers" xmlns:odi="http://opendope.org/components" xmlns:odgm="http://opendope.org/SmartArt/DataHierarchy" xmlns:b="http://schemas.openxmlformats.org/officeDocument/2006/bibliography" xmlns:wps="http://schemas.microsoft.com/office/word/2010/wordprocessingShape" xmlns:w16se="http://schemas.microsoft.com/office/word/2015/wordml/symex" xmlns:w16cid="http://schemas.microsoft.com/office/word/2016/wordml/cid" xmlns:wetp="http://schemas.microsoft.com/office/webextensions/taskpanes/2010/11" xmlns:we="http://schemas.microsoft.com/office/webextensions/webextension/2010/11" xmlns:comp="http://schemas.openxmlformats.org/drawingml/2006/compatibility" xmlns:lc="http://schemas.openxmlformats.org/drawingml/2006/lockedCanvas">
   <w:docDefaults>
     <w:rPrDefault>
       <w:rPr>
